--- a/JavaRevision/JavaRevisiondocx.docx
+++ b/JavaRevision/JavaRevisiondocx.docx
@@ -16159,7 +16159,7 @@
                           <w:p>
                             <w:r>
                               <w:pict w14:anchorId="6263D1D3">
-                                <v:rect id="_x0000_i1030" style="width:0;height:1.5pt" o:hralign="center" o:hrstd="t" o:hr="t" fillcolor="#a0a0a0" stroked="f"/>
+                                <v:rect id="_x0000_i1028" style="width:0;height:1.5pt" o:hralign="center" o:hrstd="t" o:hr="t" fillcolor="#a0a0a0" stroked="f"/>
                               </w:pict>
                             </w:r>
                           </w:p>
@@ -17242,89 +17242,36 @@
           <w:bCs/>
         </w:rPr>
       </w:pPr>
+      <w:proofErr w:type="spellStart"/>
       <w:r>
         <w:rPr>
           <w:b/>
           <w:bCs/>
         </w:rPr>
         <w:lastRenderedPageBreak/>
-        <w:t>Array</w:t>
+        <w:t>PDF.</w:t>
       </w:r>
       <w:r>
         <w:rPr>
           <w:b/>
           <w:bCs/>
         </w:rPr>
-        <w:sym w:font="Wingdings" w:char="F0E0"/>
-      </w:r>
-    </w:p>
-    <w:p>
-      <w:pPr>
+        <w:t>Constructors</w:t>
+      </w:r>
+      <w:proofErr w:type="spellEnd"/>
+      <w:r>
         <w:rPr>
           <w:b/>
           <w:bCs/>
         </w:rPr>
-      </w:pPr>
+        <w:t xml:space="preserve"> </w:t>
+      </w:r>
       <w:r>
         <w:rPr>
           <w:b/>
           <w:bCs/>
         </w:rPr>
-        <w:drawing>
-          <wp:anchor distT="0" distB="0" distL="114300" distR="114300" simplePos="0" relativeHeight="251719680" behindDoc="0" locked="0" layoutInCell="1" allowOverlap="1" wp14:anchorId="1EB2F1A4" wp14:editId="773FF82D">
-            <wp:simplePos x="0" y="0"/>
-            <wp:positionH relativeFrom="column">
-              <wp:posOffset>-57150</wp:posOffset>
-            </wp:positionH>
-            <wp:positionV relativeFrom="paragraph">
-              <wp:posOffset>63500</wp:posOffset>
-            </wp:positionV>
-            <wp:extent cx="3539550" cy="1206500"/>
-            <wp:effectExtent l="0" t="0" r="3810" b="0"/>
-            <wp:wrapSquare wrapText="bothSides"/>
-            <wp:docPr id="994700920" name="Picture 1"/>
-            <wp:cNvGraphicFramePr>
-              <a:graphicFrameLocks xmlns:a="http://schemas.openxmlformats.org/drawingml/2006/main" noChangeAspect="1"/>
-            </wp:cNvGraphicFramePr>
-            <a:graphic xmlns:a="http://schemas.openxmlformats.org/drawingml/2006/main">
-              <a:graphicData uri="http://schemas.openxmlformats.org/drawingml/2006/picture">
-                <pic:pic xmlns:pic="http://schemas.openxmlformats.org/drawingml/2006/picture">
-                  <pic:nvPicPr>
-                    <pic:cNvPr id="994700920" name=""/>
-                    <pic:cNvPicPr/>
-                  </pic:nvPicPr>
-                  <pic:blipFill>
-                    <a:blip r:embed="rId31">
-                      <a:extLst>
-                        <a:ext uri="{28A0092B-C50C-407E-A947-70E740481C1C}">
-                          <a14:useLocalDpi xmlns:a14="http://schemas.microsoft.com/office/drawing/2010/main" val="0"/>
-                        </a:ext>
-                      </a:extLst>
-                    </a:blip>
-                    <a:stretch>
-                      <a:fillRect/>
-                    </a:stretch>
-                  </pic:blipFill>
-                  <pic:spPr>
-                    <a:xfrm>
-                      <a:off x="0" y="0"/>
-                      <a:ext cx="3539550" cy="1206500"/>
-                    </a:xfrm>
-                    <a:prstGeom prst="rect">
-                      <a:avLst/>
-                    </a:prstGeom>
-                  </pic:spPr>
-                </pic:pic>
-              </a:graphicData>
-            </a:graphic>
-            <wp14:sizeRelH relativeFrom="page">
-              <wp14:pctWidth>0</wp14:pctWidth>
-            </wp14:sizeRelH>
-            <wp14:sizeRelV relativeFrom="page">
-              <wp14:pctHeight>0</wp14:pctHeight>
-            </wp14:sizeRelV>
-          </wp:anchor>
-        </w:drawing>
+        <w:sym w:font="Wingdings" w:char="F0E0"/>
       </w:r>
     </w:p>
     <w:p>

--- a/JavaRevision/JavaRevisiondocx.docx
+++ b/JavaRevision/JavaRevisiondocx.docx
@@ -16414,7 +16414,7 @@
                     <w:p>
                       <w:r>
                         <w:pict w14:anchorId="6263D1D3">
-                          <v:rect id="_x0000_i1030" style="width:0;height:1.5pt" o:hralign="center" o:hrstd="t" o:hr="t" fillcolor="#a0a0a0" stroked="f"/>
+                          <v:rect id="_x0000_i1028" style="width:0;height:1.5pt" o:hralign="center" o:hrstd="t" o:hr="t" fillcolor="#a0a0a0" stroked="f"/>
                         </w:pict>
                       </w:r>
                     </w:p>
@@ -17242,46 +17242,699 @@
           <w:bCs/>
         </w:rPr>
       </w:pPr>
-      <w:proofErr w:type="spellStart"/>
       <w:r>
         <w:rPr>
           <w:b/>
           <w:bCs/>
         </w:rPr>
         <w:lastRenderedPageBreak/>
-        <w:t>PDF.</w:t>
+        <w:t>Interface</w:t>
       </w:r>
       <w:r>
         <w:rPr>
           <w:b/>
           <w:bCs/>
         </w:rPr>
-        <w:t>Constructors</w:t>
-      </w:r>
-      <w:proofErr w:type="spellEnd"/>
+        <w:t xml:space="preserve"> </w:t>
+      </w:r>
       <w:r>
         <w:rPr>
           <w:b/>
           <w:bCs/>
         </w:rPr>
-        <w:t xml:space="preserve"> </w:t>
-      </w:r>
-      <w:r>
+        <w:sym w:font="Wingdings" w:char="F0E0"/>
+      </w:r>
+    </w:p>
+    <w:tbl>
+      <w:tblPr>
+        <w:tblW w:w="7917" w:type="dxa"/>
+        <w:tblCellSpacing w:w="15" w:type="dxa"/>
+        <w:tblBorders>
+          <w:top w:val="single" w:sz="4" w:space="0" w:color="auto"/>
+          <w:left w:val="single" w:sz="4" w:space="0" w:color="auto"/>
+          <w:bottom w:val="single" w:sz="4" w:space="0" w:color="auto"/>
+          <w:right w:val="single" w:sz="4" w:space="0" w:color="auto"/>
+          <w:insideH w:val="single" w:sz="4" w:space="0" w:color="auto"/>
+          <w:insideV w:val="single" w:sz="4" w:space="0" w:color="auto"/>
+        </w:tblBorders>
+        <w:tblCellMar>
+          <w:top w:w="15" w:type="dxa"/>
+          <w:left w:w="15" w:type="dxa"/>
+          <w:bottom w:w="15" w:type="dxa"/>
+          <w:right w:w="15" w:type="dxa"/>
+        </w:tblCellMar>
+        <w:tblLook w:val="04A0" w:firstRow="1" w:lastRow="0" w:firstColumn="1" w:lastColumn="0" w:noHBand="0" w:noVBand="1"/>
+      </w:tblPr>
+      <w:tblGrid>
+        <w:gridCol w:w="2342"/>
+        <w:gridCol w:w="2780"/>
+        <w:gridCol w:w="2795"/>
+      </w:tblGrid>
+      <w:tr>
+        <w:trPr>
+          <w:trHeight w:val="315"/>
+          <w:tblCellSpacing w:w="15" w:type="dxa"/>
+        </w:trPr>
+        <w:tc>
+          <w:tcPr>
+            <w:tcW w:w="0" w:type="auto"/>
+            <w:vAlign w:val="center"/>
+            <w:hideMark/>
+          </w:tcPr>
+          <w:p>
+            <w:pPr>
+              <w:rPr>
+                <w:b/>
+                <w:bCs/>
+              </w:rPr>
+            </w:pPr>
+            <w:r>
+              <w:rPr>
+                <w:b/>
+                <w:bCs/>
+              </w:rPr>
+              <w:t>Feature</w:t>
+            </w:r>
+          </w:p>
+        </w:tc>
+        <w:tc>
+          <w:tcPr>
+            <w:tcW w:w="0" w:type="auto"/>
+            <w:vAlign w:val="center"/>
+            <w:hideMark/>
+          </w:tcPr>
+          <w:p>
+            <w:pPr>
+              <w:rPr>
+                <w:b/>
+                <w:bCs/>
+              </w:rPr>
+            </w:pPr>
+            <w:r>
+              <w:rPr>
+                <w:b/>
+                <w:bCs/>
+              </w:rPr>
+              <w:t>extends</w:t>
+            </w:r>
+          </w:p>
+        </w:tc>
+        <w:tc>
+          <w:tcPr>
+            <w:tcW w:w="0" w:type="auto"/>
+            <w:vAlign w:val="center"/>
+            <w:hideMark/>
+          </w:tcPr>
+          <w:p>
+            <w:pPr>
+              <w:rPr>
+                <w:b/>
+                <w:bCs/>
+              </w:rPr>
+            </w:pPr>
+            <w:r>
+              <w:rPr>
+                <w:b/>
+                <w:bCs/>
+              </w:rPr>
+              <w:t>implements</w:t>
+            </w:r>
+          </w:p>
+        </w:tc>
+      </w:tr>
+      <w:tr>
+        <w:trPr>
+          <w:trHeight w:val="326"/>
+          <w:tblCellSpacing w:w="15" w:type="dxa"/>
+        </w:trPr>
+        <w:tc>
+          <w:tcPr>
+            <w:tcW w:w="0" w:type="auto"/>
+            <w:vAlign w:val="center"/>
+            <w:hideMark/>
+          </w:tcPr>
+          <w:p>
+            <w:r>
+              <w:t>Class → class</w:t>
+            </w:r>
+          </w:p>
+        </w:tc>
+        <w:tc>
+          <w:tcPr>
+            <w:tcW w:w="0" w:type="auto"/>
+            <w:vAlign w:val="center"/>
+            <w:hideMark/>
+          </w:tcPr>
+          <w:p>
+            <w:r>
+              <w:t>Yes</w:t>
+            </w:r>
+          </w:p>
+        </w:tc>
+        <w:tc>
+          <w:tcPr>
+            <w:tcW w:w="0" w:type="auto"/>
+            <w:vAlign w:val="center"/>
+            <w:hideMark/>
+          </w:tcPr>
+          <w:p>
+            <w:r>
+              <w:t>No</w:t>
+            </w:r>
+          </w:p>
+        </w:tc>
+      </w:tr>
+      <w:tr>
+        <w:trPr>
+          <w:trHeight w:val="326"/>
+          <w:tblCellSpacing w:w="15" w:type="dxa"/>
+        </w:trPr>
+        <w:tc>
+          <w:tcPr>
+            <w:tcW w:w="0" w:type="auto"/>
+            <w:vAlign w:val="center"/>
+            <w:hideMark/>
+          </w:tcPr>
+          <w:p>
+            <w:r>
+              <w:t>Interface → interface</w:t>
+            </w:r>
+          </w:p>
+        </w:tc>
+        <w:tc>
+          <w:tcPr>
+            <w:tcW w:w="0" w:type="auto"/>
+            <w:vAlign w:val="center"/>
+            <w:hideMark/>
+          </w:tcPr>
+          <w:p>
+            <w:r>
+              <w:t>Yes</w:t>
+            </w:r>
+          </w:p>
+        </w:tc>
+        <w:tc>
+          <w:tcPr>
+            <w:tcW w:w="0" w:type="auto"/>
+            <w:vAlign w:val="center"/>
+            <w:hideMark/>
+          </w:tcPr>
+          <w:p>
+            <w:r>
+              <w:t>No</w:t>
+            </w:r>
+          </w:p>
+        </w:tc>
+      </w:tr>
+      <w:tr>
+        <w:trPr>
+          <w:trHeight w:val="326"/>
+          <w:tblCellSpacing w:w="15" w:type="dxa"/>
+        </w:trPr>
+        <w:tc>
+          <w:tcPr>
+            <w:tcW w:w="0" w:type="auto"/>
+            <w:vAlign w:val="center"/>
+            <w:hideMark/>
+          </w:tcPr>
+          <w:p>
+            <w:r>
+              <w:t>Class → interface</w:t>
+            </w:r>
+          </w:p>
+        </w:tc>
+        <w:tc>
+          <w:tcPr>
+            <w:tcW w:w="0" w:type="auto"/>
+            <w:vAlign w:val="center"/>
+            <w:hideMark/>
+          </w:tcPr>
+          <w:p>
+            <w:r>
+              <w:t>No</w:t>
+            </w:r>
+          </w:p>
+        </w:tc>
+        <w:tc>
+          <w:tcPr>
+            <w:tcW w:w="0" w:type="auto"/>
+            <w:vAlign w:val="center"/>
+            <w:hideMark/>
+          </w:tcPr>
+          <w:p>
+            <w:r>
+              <w:t>Yes</w:t>
+            </w:r>
+          </w:p>
+        </w:tc>
+      </w:tr>
+      <w:tr>
+        <w:trPr>
+          <w:trHeight w:val="326"/>
+          <w:tblCellSpacing w:w="15" w:type="dxa"/>
+        </w:trPr>
+        <w:tc>
+          <w:tcPr>
+            <w:tcW w:w="0" w:type="auto"/>
+            <w:vAlign w:val="center"/>
+            <w:hideMark/>
+          </w:tcPr>
+          <w:p>
+            <w:r>
+              <w:t>Multiple parents/types</w:t>
+            </w:r>
+          </w:p>
+        </w:tc>
+        <w:tc>
+          <w:tcPr>
+            <w:tcW w:w="0" w:type="auto"/>
+            <w:vAlign w:val="center"/>
+            <w:hideMark/>
+          </w:tcPr>
+          <w:p>
+            <w:r>
+              <w:t>Multiple interfaces possible</w:t>
+            </w:r>
+          </w:p>
+        </w:tc>
+        <w:tc>
+          <w:tcPr>
+            <w:tcW w:w="0" w:type="auto"/>
+            <w:vAlign w:val="center"/>
+            <w:hideMark/>
+          </w:tcPr>
+          <w:p>
+            <w:r>
+              <w:t>Multiple interfaces possible</w:t>
+            </w:r>
+          </w:p>
+        </w:tc>
+      </w:tr>
+    </w:tbl>
+    <w:p/>
+    <w:p>
+      <w:pPr>
         <w:rPr>
           <w:b/>
           <w:bCs/>
         </w:rPr>
-        <w:sym w:font="Wingdings" w:char="F0E0"/>
-      </w:r>
-    </w:p>
-    <w:p>
-      <w:pPr>
+      </w:pPr>
+      <w:r>
         <w:rPr>
           <w:b/>
           <w:bCs/>
         </w:rPr>
-      </w:pPr>
+        <w:t>Interface vs Abstract Class</w:t>
+      </w:r>
     </w:p>
+    <w:tbl>
+      <w:tblPr>
+        <w:tblW w:w="10377" w:type="dxa"/>
+        <w:tblCellSpacing w:w="15" w:type="dxa"/>
+        <w:tblBorders>
+          <w:top w:val="single" w:sz="4" w:space="0" w:color="auto"/>
+          <w:left w:val="single" w:sz="4" w:space="0" w:color="auto"/>
+          <w:bottom w:val="single" w:sz="4" w:space="0" w:color="auto"/>
+          <w:right w:val="single" w:sz="4" w:space="0" w:color="auto"/>
+          <w:insideH w:val="single" w:sz="4" w:space="0" w:color="auto"/>
+          <w:insideV w:val="single" w:sz="4" w:space="0" w:color="auto"/>
+        </w:tblBorders>
+        <w:tblCellMar>
+          <w:top w:w="15" w:type="dxa"/>
+          <w:left w:w="15" w:type="dxa"/>
+          <w:bottom w:w="15" w:type="dxa"/>
+          <w:right w:w="15" w:type="dxa"/>
+        </w:tblCellMar>
+        <w:tblLook w:val="04A0" w:firstRow="1" w:lastRow="0" w:firstColumn="1" w:lastColumn="0" w:noHBand="0" w:noVBand="1"/>
+      </w:tblPr>
+      <w:tblGrid>
+        <w:gridCol w:w="2007"/>
+        <w:gridCol w:w="4288"/>
+        <w:gridCol w:w="4082"/>
+      </w:tblGrid>
+      <w:tr>
+        <w:trPr>
+          <w:trHeight w:val="291"/>
+          <w:tblCellSpacing w:w="15" w:type="dxa"/>
+        </w:trPr>
+        <w:tc>
+          <w:tcPr>
+            <w:tcW w:w="0" w:type="auto"/>
+            <w:vAlign w:val="center"/>
+            <w:hideMark/>
+          </w:tcPr>
+          <w:p>
+            <w:pPr>
+              <w:rPr>
+                <w:b/>
+                <w:bCs/>
+              </w:rPr>
+            </w:pPr>
+            <w:r>
+              <w:rPr>
+                <w:b/>
+                <w:bCs/>
+              </w:rPr>
+              <w:t>Feature</w:t>
+            </w:r>
+          </w:p>
+        </w:tc>
+        <w:tc>
+          <w:tcPr>
+            <w:tcW w:w="0" w:type="auto"/>
+            <w:vAlign w:val="center"/>
+            <w:hideMark/>
+          </w:tcPr>
+          <w:p>
+            <w:pPr>
+              <w:rPr>
+                <w:b/>
+                <w:bCs/>
+              </w:rPr>
+            </w:pPr>
+            <w:r>
+              <w:rPr>
+                <w:b/>
+                <w:bCs/>
+              </w:rPr>
+              <w:t>Interface in Java 7</w:t>
+            </w:r>
+          </w:p>
+        </w:tc>
+        <w:tc>
+          <w:tcPr>
+            <w:tcW w:w="0" w:type="auto"/>
+            <w:vAlign w:val="center"/>
+            <w:hideMark/>
+          </w:tcPr>
+          <w:p>
+            <w:pPr>
+              <w:rPr>
+                <w:b/>
+                <w:bCs/>
+              </w:rPr>
+            </w:pPr>
+            <w:r>
+              <w:rPr>
+                <w:b/>
+                <w:bCs/>
+              </w:rPr>
+              <w:t>Abstract class</w:t>
+            </w:r>
+          </w:p>
+        </w:tc>
+      </w:tr>
+      <w:tr>
+        <w:trPr>
+          <w:trHeight w:val="302"/>
+          <w:tblCellSpacing w:w="15" w:type="dxa"/>
+        </w:trPr>
+        <w:tc>
+          <w:tcPr>
+            <w:tcW w:w="0" w:type="auto"/>
+            <w:vAlign w:val="center"/>
+            <w:hideMark/>
+          </w:tcPr>
+          <w:p>
+            <w:r>
+              <w:t>Keyword</w:t>
+            </w:r>
+          </w:p>
+        </w:tc>
+        <w:tc>
+          <w:tcPr>
+            <w:tcW w:w="0" w:type="auto"/>
+            <w:vAlign w:val="center"/>
+            <w:hideMark/>
+          </w:tcPr>
+          <w:p>
+            <w:r>
+              <w:t>interface</w:t>
+            </w:r>
+          </w:p>
+        </w:tc>
+        <w:tc>
+          <w:tcPr>
+            <w:tcW w:w="0" w:type="auto"/>
+            <w:vAlign w:val="center"/>
+            <w:hideMark/>
+          </w:tcPr>
+          <w:p>
+            <w:r>
+              <w:t>abstract class</w:t>
+            </w:r>
+          </w:p>
+        </w:tc>
+      </w:tr>
+      <w:tr>
+        <w:trPr>
+          <w:trHeight w:val="302"/>
+          <w:tblCellSpacing w:w="15" w:type="dxa"/>
+        </w:trPr>
+        <w:tc>
+          <w:tcPr>
+            <w:tcW w:w="0" w:type="auto"/>
+            <w:vAlign w:val="center"/>
+            <w:hideMark/>
+          </w:tcPr>
+          <w:p>
+            <w:r>
+              <w:t>Methods</w:t>
+            </w:r>
+          </w:p>
+        </w:tc>
+        <w:tc>
+          <w:tcPr>
+            <w:tcW w:w="0" w:type="auto"/>
+            <w:vAlign w:val="center"/>
+            <w:hideMark/>
+          </w:tcPr>
+          <w:p>
+            <w:r>
+              <w:t>Abstract methods</w:t>
+            </w:r>
+          </w:p>
+        </w:tc>
+        <w:tc>
+          <w:tcPr>
+            <w:tcW w:w="0" w:type="auto"/>
+            <w:vAlign w:val="center"/>
+            <w:hideMark/>
+          </w:tcPr>
+          <w:p>
+            <w:r>
+              <w:t>Abstract + concrete methods</w:t>
+            </w:r>
+          </w:p>
+        </w:tc>
+      </w:tr>
+      <w:tr>
+        <w:trPr>
+          <w:trHeight w:val="302"/>
+          <w:tblCellSpacing w:w="15" w:type="dxa"/>
+        </w:trPr>
+        <w:tc>
+          <w:tcPr>
+            <w:tcW w:w="0" w:type="auto"/>
+            <w:vAlign w:val="center"/>
+            <w:hideMark/>
+          </w:tcPr>
+          <w:p>
+            <w:r>
+              <w:t>Instance variables</w:t>
+            </w:r>
+          </w:p>
+        </w:tc>
+        <w:tc>
+          <w:tcPr>
+            <w:tcW w:w="0" w:type="auto"/>
+            <w:vAlign w:val="center"/>
+            <w:hideMark/>
+          </w:tcPr>
+          <w:p>
+            <w:r>
+              <w:t>No ordinary instance fields</w:t>
+            </w:r>
+          </w:p>
+        </w:tc>
+        <w:tc>
+          <w:tcPr>
+            <w:tcW w:w="0" w:type="auto"/>
+            <w:vAlign w:val="center"/>
+            <w:hideMark/>
+          </w:tcPr>
+          <w:p>
+            <w:r>
+              <w:t>Yes</w:t>
+            </w:r>
+          </w:p>
+        </w:tc>
+      </w:tr>
+      <w:tr>
+        <w:trPr>
+          <w:trHeight w:val="302"/>
+          <w:tblCellSpacing w:w="15" w:type="dxa"/>
+        </w:trPr>
+        <w:tc>
+          <w:tcPr>
+            <w:tcW w:w="0" w:type="auto"/>
+            <w:vAlign w:val="center"/>
+            <w:hideMark/>
+          </w:tcPr>
+          <w:p>
+            <w:r>
+              <w:t>Constructors</w:t>
+            </w:r>
+          </w:p>
+        </w:tc>
+        <w:tc>
+          <w:tcPr>
+            <w:tcW w:w="0" w:type="auto"/>
+            <w:vAlign w:val="center"/>
+            <w:hideMark/>
+          </w:tcPr>
+          <w:p>
+            <w:r>
+              <w:t>No</w:t>
+            </w:r>
+          </w:p>
+        </w:tc>
+        <w:tc>
+          <w:tcPr>
+            <w:tcW w:w="0" w:type="auto"/>
+            <w:vAlign w:val="center"/>
+            <w:hideMark/>
+          </w:tcPr>
+          <w:p>
+            <w:r>
+              <w:t>Yes</w:t>
+            </w:r>
+          </w:p>
+        </w:tc>
+      </w:tr>
+      <w:tr>
+        <w:trPr>
+          <w:trHeight w:val="302"/>
+          <w:tblCellSpacing w:w="15" w:type="dxa"/>
+        </w:trPr>
+        <w:tc>
+          <w:tcPr>
+            <w:tcW w:w="0" w:type="auto"/>
+            <w:vAlign w:val="center"/>
+            <w:hideMark/>
+          </w:tcPr>
+          <w:p>
+            <w:r>
+              <w:t>Multiple inheritance</w:t>
+            </w:r>
+          </w:p>
+        </w:tc>
+        <w:tc>
+          <w:tcPr>
+            <w:tcW w:w="0" w:type="auto"/>
+            <w:vAlign w:val="center"/>
+            <w:hideMark/>
+          </w:tcPr>
+          <w:p>
+            <w:r>
+              <w:t xml:space="preserve">Multiple interfaces implement </w:t>
+            </w:r>
+            <w:proofErr w:type="spellStart"/>
+            <w:r>
+              <w:t>kar</w:t>
+            </w:r>
+            <w:proofErr w:type="spellEnd"/>
+            <w:r>
+              <w:t xml:space="preserve"> </w:t>
+            </w:r>
+            <w:proofErr w:type="spellStart"/>
+            <w:r>
+              <w:t>sakte</w:t>
+            </w:r>
+            <w:proofErr w:type="spellEnd"/>
+            <w:r>
+              <w:t xml:space="preserve"> hain</w:t>
+            </w:r>
+          </w:p>
+        </w:tc>
+        <w:tc>
+          <w:tcPr>
+            <w:tcW w:w="0" w:type="auto"/>
+            <w:vAlign w:val="center"/>
+            <w:hideMark/>
+          </w:tcPr>
+          <w:p>
+            <w:proofErr w:type="spellStart"/>
+            <w:r>
+              <w:t>Sirf</w:t>
+            </w:r>
+            <w:proofErr w:type="spellEnd"/>
+            <w:r>
+              <w:t xml:space="preserve"> ek class extend </w:t>
+            </w:r>
+            <w:proofErr w:type="spellStart"/>
+            <w:r>
+              <w:t>kar</w:t>
+            </w:r>
+            <w:proofErr w:type="spellEnd"/>
+            <w:r>
+              <w:t xml:space="preserve"> </w:t>
+            </w:r>
+            <w:proofErr w:type="spellStart"/>
+            <w:r>
+              <w:t>sakte</w:t>
+            </w:r>
+            <w:proofErr w:type="spellEnd"/>
+            <w:r>
+              <w:t xml:space="preserve"> hain</w:t>
+            </w:r>
+          </w:p>
+        </w:tc>
+      </w:tr>
+      <w:tr>
+        <w:trPr>
+          <w:trHeight w:val="302"/>
+          <w:tblCellSpacing w:w="15" w:type="dxa"/>
+        </w:trPr>
+        <w:tc>
+          <w:tcPr>
+            <w:tcW w:w="0" w:type="auto"/>
+            <w:vAlign w:val="center"/>
+            <w:hideMark/>
+          </w:tcPr>
+          <w:p>
+            <w:r>
+              <w:t>Best use</w:t>
+            </w:r>
+          </w:p>
+        </w:tc>
+        <w:tc>
+          <w:tcPr>
+            <w:tcW w:w="0" w:type="auto"/>
+            <w:vAlign w:val="center"/>
+            <w:hideMark/>
+          </w:tcPr>
+          <w:p>
+            <w:r>
+              <w:t>Common contract/capability</w:t>
+            </w:r>
+          </w:p>
+        </w:tc>
+        <w:tc>
+          <w:tcPr>
+            <w:tcW w:w="0" w:type="auto"/>
+            <w:vAlign w:val="center"/>
+            <w:hideMark/>
+          </w:tcPr>
+          <w:p>
+            <w:r>
+              <w:t>Shared state aur common implementation</w:t>
+            </w:r>
+          </w:p>
+        </w:tc>
+      </w:tr>
+    </w:tbl>
+    <w:p/>
     <w:sectPr>
       <w:pgSz w:w="11906" w:h="16838"/>
       <w:pgMar w:top="720" w:right="720" w:bottom="720" w:left="720" w:header="708" w:footer="708" w:gutter="0"/>
@@ -18398,6 +19051,29 @@
       <w:szCs w:val="32"/>
     </w:rPr>
   </w:style>
+  <w:style w:type="paragraph" w:styleId="Heading2">
+    <w:name w:val="heading 2"/>
+    <w:basedOn w:val="Normal"/>
+    <w:next w:val="Normal"/>
+    <w:link w:val="Heading2Char"/>
+    <w:uiPriority w:val="9"/>
+    <w:semiHidden/>
+    <w:unhideWhenUsed/>
+    <w:qFormat/>
+    <w:rsid w:val="00C14ED4"/>
+    <w:pPr>
+      <w:keepNext/>
+      <w:keepLines/>
+      <w:spacing w:before="40"/>
+      <w:outlineLvl w:val="1"/>
+    </w:pPr>
+    <w:rPr>
+      <w:rFonts w:asciiTheme="majorHAnsi" w:eastAsiaTheme="majorEastAsia" w:hAnsiTheme="majorHAnsi" w:cstheme="majorBidi"/>
+      <w:color w:val="2F5496" w:themeColor="accent1" w:themeShade="BF"/>
+      <w:sz w:val="26"/>
+      <w:szCs w:val="26"/>
+    </w:rPr>
+  </w:style>
   <w:style w:type="paragraph" w:styleId="Heading3">
     <w:name w:val="heading 3"/>
     <w:basedOn w:val="Normal"/>
@@ -18424,7 +19100,6 @@
   <w:style w:type="character" w:default="1" w:styleId="DefaultParagraphFont">
     <w:name w:val="Default Paragraph Font"/>
     <w:uiPriority w:val="1"/>
-    <w:semiHidden/>
     <w:unhideWhenUsed/>
   </w:style>
   <w:style w:type="table" w:default="1" w:styleId="TableNormal">
@@ -18576,6 +19251,20 @@
     <w:link w:val="Footer"/>
     <w:uiPriority w:val="99"/>
     <w:rsid w:val="00235F59"/>
+  </w:style>
+  <w:style w:type="character" w:customStyle="1" w:styleId="Heading2Char">
+    <w:name w:val="Heading 2 Char"/>
+    <w:basedOn w:val="DefaultParagraphFont"/>
+    <w:link w:val="Heading2"/>
+    <w:uiPriority w:val="9"/>
+    <w:semiHidden/>
+    <w:rsid w:val="00C14ED4"/>
+    <w:rPr>
+      <w:rFonts w:asciiTheme="majorHAnsi" w:eastAsiaTheme="majorEastAsia" w:hAnsiTheme="majorHAnsi" w:cstheme="majorBidi"/>
+      <w:color w:val="2F5496" w:themeColor="accent1" w:themeShade="BF"/>
+      <w:sz w:val="26"/>
+      <w:szCs w:val="26"/>
+    </w:rPr>
   </w:style>
 </w:styles>
 </file>

--- a/JavaRevision/JavaRevisiondocx.docx
+++ b/JavaRevision/JavaRevisiondocx.docx
@@ -919,13 +919,8 @@
         <w:t xml:space="preserve">      </w:t>
       </w:r>
       <w:r>
-        <w:t xml:space="preserve"> </w:t>
-      </w:r>
-      <w:proofErr w:type="spellStart"/>
-      <w:r>
-        <w:t>Hello.class</w:t>
-      </w:r>
-      <w:proofErr w:type="spellEnd"/>
+        <w:t xml:space="preserve"> Hello.class</w:t>
+      </w:r>
     </w:p>
     <w:p>
       <w:pPr>
@@ -1544,21 +1539,8 @@
         <w:sym w:font="Wingdings" w:char="F0E0"/>
       </w:r>
       <w:r>
-        <w:t xml:space="preserve"> Is not pure Interpreter/ </w:t>
-      </w:r>
-      <w:proofErr w:type="gramStart"/>
-      <w:r>
-        <w:t>Compiler,  Java</w:t>
-      </w:r>
-      <w:proofErr w:type="gramEnd"/>
-      <w:r>
-        <w:t xml:space="preserve"> is </w:t>
-      </w:r>
-      <w:proofErr w:type="gramStart"/>
-      <w:r>
-        <w:t>both .</w:t>
-      </w:r>
-      <w:proofErr w:type="gramEnd"/>
+        <w:t xml:space="preserve"> Is not pure Interpreter/ Compiler,  Java is both .</w:t>
+      </w:r>
     </w:p>
     <w:p>
       <w:pPr>
@@ -2002,15 +1984,7 @@
         <w:t xml:space="preserve"> </w:t>
       </w:r>
       <w:r>
-        <w:t xml:space="preserve">not use today [Replace </w:t>
-      </w:r>
-      <w:proofErr w:type="spellStart"/>
-      <w:r>
-        <w:t>Andriod</w:t>
-      </w:r>
-      <w:proofErr w:type="spellEnd"/>
-      <w:r>
-        <w:t>]</w:t>
+        <w:t>not use today [Replace Andriod]</w:t>
       </w:r>
       <w:r>
         <w:t>)</w:t>
@@ -2060,31 +2034,14 @@
         </w:rPr>
         <w:t xml:space="preserve"> </w:t>
       </w:r>
-      <w:proofErr w:type="spellStart"/>
-      <w:proofErr w:type="gramStart"/>
       <w:r>
         <w:t>java</w:t>
       </w:r>
       <w:r>
-        <w:t>.lang</w:t>
-      </w:r>
-      <w:proofErr w:type="gramEnd"/>
-      <w:r>
-        <w:t>.String</w:t>
-      </w:r>
-      <w:proofErr w:type="spellEnd"/>
-      <w:r>
-        <w:t xml:space="preserve"> (</w:t>
-      </w:r>
-      <w:proofErr w:type="spellStart"/>
-      <w:proofErr w:type="gramStart"/>
-      <w:r>
-        <w:t>java.lang</w:t>
-      </w:r>
-      <w:proofErr w:type="spellEnd"/>
-      <w:proofErr w:type="gramEnd"/>
-      <w:r>
-        <w:t xml:space="preserve"> {auto import})</w:t>
+        <w:t>.lang.String</w:t>
+      </w:r>
+      <w:r>
+        <w:t xml:space="preserve"> (java.lang {auto import})</w:t>
       </w:r>
     </w:p>
     <w:p>
@@ -2110,39 +2067,7 @@
         <w:t xml:space="preserve"> </w:t>
       </w:r>
       <w:r>
-        <w:t>‘A</w:t>
-      </w:r>
-      <w:proofErr w:type="gramStart"/>
-      <w:r>
-        <w:t>’ ,</w:t>
-      </w:r>
-      <w:proofErr w:type="gramEnd"/>
-      <w:r>
-        <w:t xml:space="preserve"> ’a</w:t>
-      </w:r>
-      <w:proofErr w:type="gramStart"/>
-      <w:r>
-        <w:t>’ ,</w:t>
-      </w:r>
-      <w:proofErr w:type="gramEnd"/>
-      <w:r>
-        <w:t xml:space="preserve"> _ _ _ _ _ _ _ _ </w:t>
-      </w:r>
-      <w:proofErr w:type="gramStart"/>
-      <w:r>
-        <w:t>_ ,</w:t>
-      </w:r>
-      <w:proofErr w:type="gramEnd"/>
-      <w:r>
-        <w:t xml:space="preserve"> ‘</w:t>
-      </w:r>
-      <w:proofErr w:type="gramStart"/>
-      <w:r>
-        <w:t>1‘ ,</w:t>
-      </w:r>
-      <w:proofErr w:type="gramEnd"/>
-      <w:r>
-        <w:t xml:space="preserve"> ‘2’, _ _ _ _ _ _ _ _ _</w:t>
+        <w:t>‘A’ , ’a’ , _ _ _ _ _ _ _ _ _ , ‘1‘ , ‘2’, _ _ _ _ _ _ _ _ _</w:t>
       </w:r>
     </w:p>
     <w:p>
@@ -2423,63 +2348,50 @@
       </w:r>
       <w:r>
         <w:tab/>
-        <w:t xml:space="preserve">Char </w:t>
-      </w:r>
-      <w:proofErr w:type="gramStart"/>
-      <w:r>
-        <w:t>[ ]</w:t>
-      </w:r>
-      <w:proofErr w:type="gramEnd"/>
+        <w:t xml:space="preserve">Char [ ] </w:t>
+      </w:r>
+      <w:r>
+        <w:sym w:font="Wingdings" w:char="F0E0"/>
+      </w:r>
+      <w:r>
+        <w:t xml:space="preserve"> [</w:t>
+      </w:r>
       <w:r>
         <w:t xml:space="preserve"> </w:t>
       </w:r>
       <w:r>
-        <w:sym w:font="Wingdings" w:char="F0E0"/>
-      </w:r>
-      <w:r>
-        <w:t xml:space="preserve"> [</w:t>
+        <w:t>‘a’,</w:t>
       </w:r>
       <w:r>
         <w:t xml:space="preserve"> </w:t>
       </w:r>
       <w:r>
-        <w:t>‘a’,</w:t>
+        <w:t>‘k’,</w:t>
       </w:r>
       <w:r>
         <w:t xml:space="preserve"> </w:t>
       </w:r>
       <w:r>
-        <w:t>‘k’,</w:t>
+        <w:t>‘s,</w:t>
       </w:r>
       <w:r>
         <w:t xml:space="preserve"> </w:t>
       </w:r>
       <w:r>
-        <w:t>‘s,</w:t>
+        <w:t>‘h,</w:t>
       </w:r>
       <w:r>
         <w:t xml:space="preserve"> </w:t>
       </w:r>
       <w:r>
-        <w:t>‘h,</w:t>
+        <w:t>‘a,</w:t>
       </w:r>
       <w:r>
         <w:t xml:space="preserve"> </w:t>
       </w:r>
       <w:r>
-        <w:t>‘a,</w:t>
-      </w:r>
-      <w:r>
-        <w:t xml:space="preserve"> </w:t>
-      </w:r>
-      <w:r>
-        <w:t>‘t</w:t>
-      </w:r>
-      <w:proofErr w:type="gramStart"/>
-      <w:r>
-        <w:t>’ ]</w:t>
-      </w:r>
-      <w:proofErr w:type="gramEnd"/>
+        <w:t>‘t’ ]</w:t>
+      </w:r>
     </w:p>
     <w:p>
       <w:pPr>
@@ -2819,15 +2731,7 @@
         <w:sym w:font="Wingdings" w:char="F0E0"/>
       </w:r>
       <w:r>
-        <w:t xml:space="preserve"> String s </w:t>
-      </w:r>
-      <w:proofErr w:type="gramStart"/>
-      <w:r>
-        <w:t>=  ”</w:t>
-      </w:r>
-      <w:proofErr w:type="gramEnd"/>
-      <w:r>
-        <w:t>Hello”,</w:t>
+        <w:t xml:space="preserve"> String s =  ”Hello”,</w:t>
       </w:r>
     </w:p>
     <w:p>
@@ -3602,7 +3506,6 @@
           <w:color w:val="000000"/>
         </w:rPr>
       </w:pPr>
-      <w:proofErr w:type="spellStart"/>
       <w:r>
         <w:rPr>
           <w:rFonts w:ascii="Consolas" w:hAnsi="Consolas"/>
@@ -3626,42 +3529,34 @@
           <w:rFonts w:ascii="Consolas" w:hAnsi="Consolas"/>
           <w:color w:val="000000"/>
         </w:rPr>
-        <w:t>.println</w:t>
-      </w:r>
-      <w:proofErr w:type="spellEnd"/>
+        <w:t>.println(</w:t>
+      </w:r>
+      <w:r>
+        <w:rPr>
+          <w:rFonts w:ascii="Consolas" w:hAnsi="Consolas"/>
+          <w:color w:val="6A3E3E"/>
+        </w:rPr>
+        <w:t>user1</w:t>
+      </w:r>
       <w:r>
         <w:rPr>
           <w:rFonts w:ascii="Consolas" w:hAnsi="Consolas"/>
           <w:color w:val="000000"/>
         </w:rPr>
-        <w:t>(</w:t>
+        <w:t>.equals(</w:t>
       </w:r>
       <w:r>
         <w:rPr>
           <w:rFonts w:ascii="Consolas" w:hAnsi="Consolas"/>
           <w:color w:val="6A3E3E"/>
         </w:rPr>
-        <w:t>user1</w:t>
+        <w:t>user2</w:t>
       </w:r>
       <w:r>
         <w:rPr>
           <w:rFonts w:ascii="Consolas" w:hAnsi="Consolas"/>
           <w:color w:val="000000"/>
         </w:rPr>
-        <w:t>.equals(</w:t>
-      </w:r>
-      <w:r>
-        <w:rPr>
-          <w:rFonts w:ascii="Consolas" w:hAnsi="Consolas"/>
-          <w:color w:val="6A3E3E"/>
-        </w:rPr>
-        <w:t>user2</w:t>
-      </w:r>
-      <w:r>
-        <w:rPr>
-          <w:rFonts w:ascii="Consolas" w:hAnsi="Consolas"/>
-          <w:color w:val="000000"/>
-        </w:rPr>
         <w:t xml:space="preserve">)); </w:t>
       </w:r>
       <w:r>
@@ -3669,15 +3564,7 @@
           <w:rFonts w:ascii="Consolas" w:hAnsi="Consolas"/>
           <w:color w:val="3F7F5F"/>
         </w:rPr>
-        <w:t>/</w:t>
-      </w:r>
-      <w:proofErr w:type="gramStart"/>
-      <w:r>
-        <w:rPr>
-          <w:rFonts w:ascii="Consolas" w:hAnsi="Consolas"/>
-          <w:color w:val="3F7F5F"/>
-        </w:rPr>
-        <w:t>/</w:t>
+        <w:t>//</w:t>
       </w:r>
       <w:r>
         <w:rPr>
@@ -3686,17 +3573,7 @@
           <w:bCs/>
           <w:color w:val="3F7F5F"/>
         </w:rPr>
-        <w:t>.equals</w:t>
-      </w:r>
-      <w:proofErr w:type="gramEnd"/>
-      <w:r>
-        <w:rPr>
-          <w:rFonts w:ascii="Consolas" w:hAnsi="Consolas"/>
-          <w:b/>
-          <w:bCs/>
-          <w:color w:val="3F7F5F"/>
-        </w:rPr>
-        <w:t xml:space="preserve">() </w:t>
+        <w:t xml:space="preserve">.equals() </w:t>
       </w:r>
       <w:r>
         <w:rPr>
@@ -3716,7 +3593,6 @@
           <w:color w:val="3F7F5F"/>
         </w:rPr>
       </w:pPr>
-      <w:proofErr w:type="spellStart"/>
       <w:r>
         <w:rPr>
           <w:rFonts w:ascii="Consolas" w:hAnsi="Consolas"/>
@@ -3740,15 +3616,7 @@
           <w:rFonts w:ascii="Consolas" w:hAnsi="Consolas"/>
           <w:color w:val="000000"/>
         </w:rPr>
-        <w:t>.println</w:t>
-      </w:r>
-      <w:proofErr w:type="spellEnd"/>
-      <w:r>
-        <w:rPr>
-          <w:rFonts w:ascii="Consolas" w:hAnsi="Consolas"/>
-          <w:color w:val="000000"/>
-        </w:rPr>
-        <w:t>(</w:t>
+        <w:t>.println(</w:t>
       </w:r>
       <w:r>
         <w:rPr>
@@ -3806,17 +3674,8 @@
           <w:rFonts w:ascii="Consolas" w:hAnsi="Consolas"/>
           <w:color w:val="3F7F5F"/>
         </w:rPr>
-        <w:t xml:space="preserve">Reference / Object </w:t>
-      </w:r>
-      <w:proofErr w:type="gramStart"/>
-      <w:r>
-        <w:rPr>
-          <w:rFonts w:ascii="Consolas" w:hAnsi="Consolas"/>
-          <w:color w:val="3F7F5F"/>
-        </w:rPr>
-        <w:t>same ?</w:t>
-      </w:r>
-      <w:proofErr w:type="gramEnd"/>
+        <w:t>Reference / Object same ?</w:t>
+      </w:r>
     </w:p>
     <w:p>
       <w:pPr>
@@ -3890,7 +3749,6 @@
         </w:rPr>
         <w:t>Akshat</w:t>
       </w:r>
-      <w:proofErr w:type="gramStart"/>
       <w:r>
         <w:rPr>
           <w:rFonts w:ascii="Consolas" w:hAnsi="Consolas"/>
@@ -3905,7 +3763,6 @@
         </w:rPr>
         <w:t>s</w:t>
       </w:r>
-      <w:proofErr w:type="gramEnd"/>
     </w:p>
     <w:p>
       <w:pPr>
@@ -3983,17 +3840,8 @@
           <w:rFonts w:ascii="Consolas" w:hAnsi="Consolas"/>
           <w:color w:val="3F3FBF"/>
         </w:rPr>
-        <w:t xml:space="preserve"> [ "AKSHAT</w:t>
-      </w:r>
-      <w:proofErr w:type="gramStart"/>
-      <w:r>
-        <w:rPr>
-          <w:rFonts w:ascii="Consolas" w:hAnsi="Consolas"/>
-          <w:color w:val="3F3FBF"/>
-        </w:rPr>
-        <w:t>" ]</w:t>
-      </w:r>
-      <w:proofErr w:type="gramEnd"/>
+        <w:t xml:space="preserve"> [ "AKSHAT" ]</w:t>
+      </w:r>
     </w:p>
     <w:p>
       <w:pPr>
@@ -4371,15 +4219,7 @@
                           <w:p>
                             <w:r>
                               <w:tab/>
-                              <w:t xml:space="preserve">int </w:t>
-                            </w:r>
-                            <w:proofErr w:type="spellStart"/>
-                            <w:r>
-                              <w:t>rollNo</w:t>
-                            </w:r>
-                            <w:proofErr w:type="spellEnd"/>
-                            <w:r>
-                              <w:t>;</w:t>
+                              <w:t>int rollNo;</w:t>
                             </w:r>
                           </w:p>
                           <w:p>
@@ -4439,15 +4279,7 @@
                     <w:p>
                       <w:r>
                         <w:tab/>
-                        <w:t xml:space="preserve">int </w:t>
-                      </w:r>
-                      <w:proofErr w:type="spellStart"/>
-                      <w:r>
-                        <w:t>rollNo</w:t>
-                      </w:r>
-                      <w:proofErr w:type="spellEnd"/>
-                      <w:r>
-                        <w:t>;</w:t>
+                        <w:t>int rollNo;</w:t>
                       </w:r>
                     </w:p>
                     <w:p>
@@ -4559,15 +4391,7 @@
     </w:p>
     <w:p>
       <w:r>
-        <w:t xml:space="preserve">S1 = new Student </w:t>
-      </w:r>
-      <w:proofErr w:type="gramStart"/>
-      <w:r>
-        <w:t>( )</w:t>
-      </w:r>
-      <w:proofErr w:type="gramEnd"/>
-      <w:r>
-        <w:t>;</w:t>
+        <w:t>S1 = new Student ( );</w:t>
       </w:r>
       <w:r>
         <w:t xml:space="preserve">  </w:t>
@@ -4575,28 +4399,12 @@
     </w:p>
     <w:p>
       <w:r>
-        <w:t xml:space="preserve">Student s1 = new Student </w:t>
-      </w:r>
-      <w:proofErr w:type="gramStart"/>
-      <w:r>
-        <w:t>( )</w:t>
-      </w:r>
-      <w:proofErr w:type="gramEnd"/>
-      <w:r>
-        <w:t>;</w:t>
+        <w:t>Student s1 = new Student ( );</w:t>
       </w:r>
     </w:p>
     <w:p>
       <w:r>
-        <w:t xml:space="preserve">Student s2 = new Student </w:t>
-      </w:r>
-      <w:proofErr w:type="gramStart"/>
-      <w:r>
-        <w:t>( )</w:t>
-      </w:r>
-      <w:proofErr w:type="gramEnd"/>
-      <w:r>
-        <w:t>;</w:t>
+        <w:t>Student s2 = new Student ( );</w:t>
       </w:r>
     </w:p>
     <w:p/>
@@ -4632,56 +4440,32 @@
           </w:p>
           <w:p>
             <w:r>
-              <w:t>S</w:t>
-            </w:r>
-            <w:proofErr w:type="gramStart"/>
-            <w:r>
-              <w:t>1.rollNo</w:t>
-            </w:r>
-            <w:proofErr w:type="gramEnd"/>
-            <w:r>
-              <w:t xml:space="preserve"> = 121;</w:t>
-            </w:r>
-          </w:p>
-          <w:p>
-            <w:r>
-              <w:t>S</w:t>
-            </w:r>
-            <w:proofErr w:type="gramStart"/>
-            <w:r>
-              <w:t>1.collage</w:t>
-            </w:r>
-            <w:proofErr w:type="gramEnd"/>
-            <w:r>
-              <w:t xml:space="preserve"> = “</w:t>
-            </w:r>
-            <w:proofErr w:type="spellStart"/>
-            <w:r>
-              <w:t>Kodewala</w:t>
-            </w:r>
-            <w:proofErr w:type="spellEnd"/>
+              <w:t>S1.rollNo = 121;</w:t>
+            </w:r>
+          </w:p>
+          <w:p>
+            <w:r>
+              <w:t>S1.collage = “Kodewala”;</w:t>
+            </w:r>
+          </w:p>
+          <w:p/>
+        </w:tc>
+        <w:tc>
+          <w:tcPr>
+            <w:tcW w:w="3292" w:type="dxa"/>
+          </w:tcPr>
+          <w:p/>
+          <w:p>
+            <w:r>
+              <w:t>S2.name = “</w:t>
+            </w:r>
+            <w:r>
+              <w:t>Priti</w:t>
+            </w:r>
             <w:r>
               <w:t>”;</w:t>
             </w:r>
           </w:p>
-          <w:p/>
-        </w:tc>
-        <w:tc>
-          <w:tcPr>
-            <w:tcW w:w="3292" w:type="dxa"/>
-          </w:tcPr>
-          <w:p/>
-          <w:p>
-            <w:r>
-              <w:t>S2.name = “</w:t>
-            </w:r>
-            <w:r>
-              <w:t>Priti</w:t>
-            </w:r>
-            <w:r>
-              <w:t>”;</w:t>
-            </w:r>
-          </w:p>
           <w:p>
             <w:r>
               <w:t xml:space="preserve">S2.age = </w:t>
@@ -4695,15 +4479,7 @@
           </w:p>
           <w:p>
             <w:r>
-              <w:t>S</w:t>
-            </w:r>
-            <w:proofErr w:type="gramStart"/>
-            <w:r>
-              <w:t>2.rollNo</w:t>
-            </w:r>
-            <w:proofErr w:type="gramEnd"/>
-            <w:r>
-              <w:t xml:space="preserve"> = 1</w:t>
+              <w:t>S2.rollNo = 1</w:t>
             </w:r>
             <w:r>
               <w:t>5</w:t>
@@ -4714,21 +4490,11 @@
           </w:p>
           <w:p>
             <w:r>
-              <w:t>S</w:t>
-            </w:r>
-            <w:proofErr w:type="gramStart"/>
-            <w:r>
-              <w:t>2.collage</w:t>
-            </w:r>
-            <w:proofErr w:type="gramEnd"/>
-            <w:r>
-              <w:t xml:space="preserve"> = “</w:t>
-            </w:r>
-            <w:proofErr w:type="spellStart"/>
+              <w:t>S2.collage = “</w:t>
+            </w:r>
             <w:r>
               <w:t>Mrsptu</w:t>
             </w:r>
-            <w:proofErr w:type="spellEnd"/>
             <w:r>
               <w:t>”;</w:t>
             </w:r>
@@ -4830,15 +4596,7 @@
             </w:pPr>
             <w:r>
               <w:tab/>
-              <w:t xml:space="preserve">int </w:t>
-            </w:r>
-            <w:proofErr w:type="spellStart"/>
-            <w:r>
-              <w:t>rollNo</w:t>
-            </w:r>
-            <w:proofErr w:type="spellEnd"/>
-            <w:r>
-              <w:t>;</w:t>
+              <w:t>int rollNo;</w:t>
             </w:r>
           </w:p>
           <w:p>
@@ -4850,23 +4608,7 @@
           <w:p>
             <w:r>
               <w:tab/>
-              <w:t xml:space="preserve">Void </w:t>
-            </w:r>
-            <w:proofErr w:type="spellStart"/>
-            <w:r>
-              <w:t>markAttendance</w:t>
-            </w:r>
-            <w:proofErr w:type="spellEnd"/>
-            <w:r>
-              <w:t xml:space="preserve"> </w:t>
-            </w:r>
-            <w:proofErr w:type="gramStart"/>
-            <w:r>
-              <w:t>( )</w:t>
-            </w:r>
-            <w:proofErr w:type="gramEnd"/>
-            <w:r>
-              <w:t xml:space="preserve"> {</w:t>
+              <w:t>Void markAttendance ( ) {</w:t>
             </w:r>
             <w:r>
               <w:tab/>
@@ -4899,15 +4641,7 @@
           </w:tcPr>
           <w:p>
             <w:r>
-              <w:t xml:space="preserve">Student s1 = new Student </w:t>
-            </w:r>
-            <w:proofErr w:type="gramStart"/>
-            <w:r>
-              <w:t>( )</w:t>
-            </w:r>
-            <w:proofErr w:type="gramEnd"/>
-            <w:r>
-              <w:t>;</w:t>
+              <w:t>Student s1 = new Student ( );</w:t>
             </w:r>
           </w:p>
           <w:p/>
@@ -4923,50 +4657,18 @@
           </w:p>
           <w:p>
             <w:r>
-              <w:t>S</w:t>
-            </w:r>
-            <w:proofErr w:type="gramStart"/>
-            <w:r>
-              <w:t>1.rollNo</w:t>
-            </w:r>
-            <w:proofErr w:type="gramEnd"/>
-            <w:r>
-              <w:t xml:space="preserve"> = 121;</w:t>
-            </w:r>
-          </w:p>
-          <w:p>
-            <w:r>
-              <w:t>S</w:t>
-            </w:r>
-            <w:proofErr w:type="gramStart"/>
-            <w:r>
-              <w:t>1.collage</w:t>
-            </w:r>
-            <w:proofErr w:type="gramEnd"/>
-            <w:r>
-              <w:t xml:space="preserve"> = “</w:t>
-            </w:r>
-            <w:proofErr w:type="spellStart"/>
-            <w:r>
-              <w:t>Kodewala</w:t>
-            </w:r>
-            <w:proofErr w:type="spellEnd"/>
-            <w:r>
-              <w:t>”;</w:t>
+              <w:t>S1.rollNo = 121;</w:t>
+            </w:r>
+          </w:p>
+          <w:p>
+            <w:r>
+              <w:t>S1.collage = “Kodewala”;</w:t>
             </w:r>
           </w:p>
           <w:p/>
           <w:p>
             <w:r>
-              <w:t xml:space="preserve">S1. </w:t>
-            </w:r>
-            <w:proofErr w:type="spellStart"/>
-            <w:r>
-              <w:t>markAttendance</w:t>
-            </w:r>
-            <w:proofErr w:type="spellEnd"/>
-            <w:r>
-              <w:t xml:space="preserve"> ( )</w:t>
+              <w:t>S1. markAttendance ( )</w:t>
             </w:r>
             <w:r>
               <w:t>;</w:t>
@@ -5079,7 +4781,6 @@
         </w:rPr>
         <w:t xml:space="preserve">Rules of </w:t>
       </w:r>
-      <w:proofErr w:type="gramStart"/>
       <w:r>
         <w:rPr>
           <w:b/>
@@ -5092,15 +4793,7 @@
           <w:b/>
           <w:bCs/>
         </w:rPr>
-        <w:t>:</w:t>
-      </w:r>
-      <w:proofErr w:type="gramEnd"/>
-      <w:r>
-        <w:rPr>
-          <w:b/>
-          <w:bCs/>
-        </w:rPr>
-        <w:t>-</w:t>
+        <w:t>:-</w:t>
       </w:r>
     </w:p>
     <w:p>
@@ -5182,26 +4875,13 @@
             <w:tcW w:w="4248" w:type="dxa"/>
           </w:tcPr>
           <w:p>
-            <w:proofErr w:type="spellStart"/>
-            <w:r>
-              <w:t>Classs</w:t>
-            </w:r>
-            <w:proofErr w:type="spellEnd"/>
-            <w:r>
-              <w:t xml:space="preserve"> Student {</w:t>
-            </w:r>
-          </w:p>
-          <w:p>
-            <w:r>
-              <w:t xml:space="preserve">     </w:t>
-            </w:r>
-            <w:proofErr w:type="spellStart"/>
-            <w:r>
-              <w:t>Striing</w:t>
-            </w:r>
-            <w:proofErr w:type="spellEnd"/>
-            <w:r>
-              <w:t xml:space="preserve"> name;</w:t>
+            <w:r>
+              <w:t>Classs Student {</w:t>
+            </w:r>
+          </w:p>
+          <w:p>
+            <w:r>
+              <w:t xml:space="preserve">     Striing name;</w:t>
             </w:r>
           </w:p>
           <w:p>
@@ -5211,15 +4891,7 @@
           </w:p>
           <w:p>
             <w:r>
-              <w:t xml:space="preserve">     int </w:t>
-            </w:r>
-            <w:proofErr w:type="spellStart"/>
-            <w:r>
-              <w:t>rollNo</w:t>
-            </w:r>
-            <w:proofErr w:type="spellEnd"/>
-            <w:r>
-              <w:t xml:space="preserve">; </w:t>
+              <w:t xml:space="preserve">     int rollNo; </w:t>
             </w:r>
           </w:p>
           <w:p>
@@ -5235,7 +4907,6 @@
             <w:r>
               <w:t xml:space="preserve"> </w:t>
             </w:r>
-            <w:proofErr w:type="gramStart"/>
             <w:r>
               <w:t>(</w:t>
             </w:r>
@@ -5245,7 +4916,6 @@
             <w:r>
               <w:t>)</w:t>
             </w:r>
-            <w:proofErr w:type="gramEnd"/>
             <w:r>
               <w:t xml:space="preserve"> </w:t>
             </w:r>
@@ -5265,26 +4935,18 @@
           </w:p>
           <w:p>
             <w:r>
+              <w:t xml:space="preserve">   rollNo = 12;</w:t>
+            </w:r>
+          </w:p>
+          <w:p>
+            <w:r>
+              <w:t xml:space="preserve">   address = “BTM”;</w:t>
+            </w:r>
+          </w:p>
+          <w:p>
+            <w:r>
               <w:t xml:space="preserve">   </w:t>
             </w:r>
-            <w:proofErr w:type="spellStart"/>
-            <w:r>
-              <w:t>rollNo</w:t>
-            </w:r>
-            <w:proofErr w:type="spellEnd"/>
-            <w:r>
-              <w:t xml:space="preserve"> = 12;</w:t>
-            </w:r>
-          </w:p>
-          <w:p>
-            <w:r>
-              <w:t xml:space="preserve">   address = “BTM”;</w:t>
-            </w:r>
-          </w:p>
-          <w:p>
-            <w:r>
-              <w:t xml:space="preserve">   </w:t>
-            </w:r>
             <w:r>
               <w:t>}</w:t>
             </w:r>
@@ -5309,21 +4971,7 @@
               <w:rPr>
                 <w:color w:val="0070C0"/>
               </w:rPr>
-              <w:t xml:space="preserve">Student </w:t>
-            </w:r>
-            <w:proofErr w:type="gramStart"/>
-            <w:r>
-              <w:rPr>
-                <w:color w:val="0070C0"/>
-              </w:rPr>
-              <w:t>( )</w:t>
-            </w:r>
-            <w:proofErr w:type="gramEnd"/>
-            <w:r>
-              <w:rPr>
-                <w:color w:val="0070C0"/>
-              </w:rPr>
-              <w:t>;</w:t>
+              <w:t>Student ( );</w:t>
             </w:r>
           </w:p>
           <w:p/>
@@ -5857,59 +5505,19 @@
     </w:p>
     <w:p>
       <w:r>
-        <w:t xml:space="preserve">                                      28 </w:t>
-      </w:r>
-      <w:proofErr w:type="gramStart"/>
-      <w:r>
-        <w:t>byte</w:t>
-      </w:r>
-      <w:proofErr w:type="gramEnd"/>
-      <w:r>
-        <w:t xml:space="preserve"> + </w:t>
-      </w:r>
-      <w:proofErr w:type="gramStart"/>
-      <w:r>
-        <w:t>4 byte</w:t>
-      </w:r>
-      <w:proofErr w:type="gramEnd"/>
-      <w:r>
-        <w:t xml:space="preserve"> Padding = 32 byte</w:t>
+        <w:t xml:space="preserve">                                      28 byte + 4 byte Padding = 32 byte</w:t>
       </w:r>
     </w:p>
     <w:p>
       <w:r>
         <w:lastRenderedPageBreak/>
-        <w:t xml:space="preserve">Object metadata = 12 byte </w:t>
-      </w:r>
-      <w:proofErr w:type="gramStart"/>
-      <w:r>
-        <w:t>{</w:t>
+        <w:t>Object metadata = 12 byte {</w:t>
       </w:r>
       <w:r>
         <w:t xml:space="preserve"> </w:t>
       </w:r>
       <w:r>
-        <w:t>Mark</w:t>
-      </w:r>
-      <w:proofErr w:type="gramEnd"/>
-      <w:r>
-        <w:t xml:space="preserve"> </w:t>
-      </w:r>
-      <w:proofErr w:type="gramStart"/>
-      <w:r>
-        <w:t>Word  8</w:t>
-      </w:r>
-      <w:proofErr w:type="gramEnd"/>
-      <w:r>
-        <w:t xml:space="preserve"> bytes + Class </w:t>
-      </w:r>
-      <w:proofErr w:type="gramStart"/>
-      <w:r>
-        <w:t>Pointer  4</w:t>
-      </w:r>
-      <w:proofErr w:type="gramEnd"/>
-      <w:r>
-        <w:t xml:space="preserve"> bytes}</w:t>
+        <w:t>Mark Word  8 bytes + Class Pointer  4 bytes}</w:t>
       </w:r>
     </w:p>
     <w:p>
@@ -5935,11 +5543,9 @@
           </w:tcPr>
           <w:p/>
           <w:p>
-            <w:proofErr w:type="spellStart"/>
             <w:r>
               <w:t>Eg.</w:t>
             </w:r>
-            <w:proofErr w:type="spellEnd"/>
           </w:p>
           <w:p>
             <w:r>
@@ -5988,68 +5594,13 @@
           </w:p>
           <w:p>
             <w:r>
-              <w:t xml:space="preserve">extra data 1 byte {because byte 1 byte space </w:t>
-            </w:r>
-            <w:proofErr w:type="spellStart"/>
-            <w:r>
-              <w:t>leta</w:t>
-            </w:r>
-            <w:proofErr w:type="spellEnd"/>
-            <w:r>
-              <w:t xml:space="preserve"> </w:t>
-            </w:r>
-            <w:proofErr w:type="spellStart"/>
-            <w:r>
-              <w:t>hai</w:t>
-            </w:r>
-            <w:proofErr w:type="spellEnd"/>
-            <w:r>
-              <w:t xml:space="preserve"> </w:t>
-            </w:r>
-          </w:p>
-          <w:p>
-            <w:r>
-              <w:t xml:space="preserve">total 13 byte + </w:t>
-            </w:r>
-            <w:proofErr w:type="gramStart"/>
-            <w:r>
-              <w:t>3 byte</w:t>
-            </w:r>
-            <w:proofErr w:type="gramEnd"/>
-            <w:r>
-              <w:t xml:space="preserve"> padding {because multiple of 8byte 13 16 se 3kum </w:t>
-            </w:r>
-            <w:proofErr w:type="spellStart"/>
-            <w:r>
-              <w:t>hai</w:t>
-            </w:r>
-            <w:proofErr w:type="spellEnd"/>
-            <w:r>
-              <w:t xml:space="preserve"> </w:t>
-            </w:r>
-            <w:proofErr w:type="spellStart"/>
-            <w:proofErr w:type="gramStart"/>
-            <w:r>
-              <w:t>islye</w:t>
-            </w:r>
-            <w:proofErr w:type="spellEnd"/>
-            <w:r>
-              <w:t xml:space="preserve">  3</w:t>
-            </w:r>
-            <w:proofErr w:type="gramEnd"/>
-            <w:r>
-              <w:t xml:space="preserve">padding </w:t>
-            </w:r>
-            <w:proofErr w:type="spellStart"/>
-            <w:proofErr w:type="gramStart"/>
-            <w:r>
-              <w:t>liye</w:t>
-            </w:r>
-            <w:proofErr w:type="spellEnd"/>
-            <w:r>
-              <w:t xml:space="preserve"> }</w:t>
-            </w:r>
-            <w:proofErr w:type="gramEnd"/>
+              <w:t xml:space="preserve">extra data 1 byte {because byte 1 byte space leta hai </w:t>
+            </w:r>
+          </w:p>
+          <w:p>
+            <w:r>
+              <w:t>total 13 byte + 3 byte padding {because multiple of 8byte 13 16 se 3kum hai islye  3padding liye }</w:t>
+            </w:r>
           </w:p>
           <w:p/>
           <w:p>
@@ -6459,29 +6010,16 @@
         <w:t>Class variable</w:t>
       </w:r>
       <w:r>
-        <w:t xml:space="preserve"> //Are note store in </w:t>
-      </w:r>
-      <w:proofErr w:type="gramStart"/>
-      <w:r>
-        <w:t>heap ,</w:t>
-      </w:r>
-      <w:proofErr w:type="gramEnd"/>
-      <w:r>
-        <w:t xml:space="preserve"> Store </w:t>
-      </w:r>
-      <w:proofErr w:type="gramStart"/>
-      <w:r>
-        <w:t xml:space="preserve">in </w:t>
+        <w:t xml:space="preserve"> //Are note store in heap ,</w:t>
+      </w:r>
+      <w:r>
+        <w:t xml:space="preserve"> Store in </w:t>
       </w:r>
       <w:r>
         <w:t xml:space="preserve"> </w:t>
       </w:r>
       <w:r>
-        <w:t>Method</w:t>
-      </w:r>
-      <w:proofErr w:type="gramEnd"/>
-      <w:r>
-        <w:t xml:space="preserve"> Area (</w:t>
+        <w:t>Method Area (</w:t>
       </w:r>
       <w:r>
         <w:t>Meta Space</w:t>
@@ -6695,13 +6233,8 @@
               <w:t>package +</w:t>
             </w:r>
             <w:r>
-              <w:t xml:space="preserve"> Inherited </w:t>
-            </w:r>
-            <w:proofErr w:type="gramStart"/>
-            <w:r>
-              <w:t>class ,</w:t>
-            </w:r>
-            <w:proofErr w:type="gramEnd"/>
+              <w:t xml:space="preserve"> Inherited class ,</w:t>
+            </w:r>
             <w:r>
               <w:t xml:space="preserve"> </w:t>
             </w:r>
@@ -8899,17 +8432,8 @@
                 <w:b/>
                 <w:bCs/>
               </w:rPr>
-              <w:t xml:space="preserve"> </w:t>
-            </w:r>
-            <w:proofErr w:type="spellStart"/>
-            <w:r>
-              <w:rPr>
-                <w:b/>
-                <w:bCs/>
-              </w:rPr>
-              <w:t>ClassName.member</w:t>
-            </w:r>
-            <w:proofErr w:type="spellEnd"/>
+              <w:t xml:space="preserve"> ClassName.member</w:t>
+            </w:r>
           </w:p>
           <w:p>
             <w:pPr>
@@ -8932,19 +8456,8 @@
                 <w:b/>
                 <w:bCs/>
               </w:rPr>
-              <w:t xml:space="preserve"> </w:t>
-            </w:r>
-            <w:proofErr w:type="spellStart"/>
-            <w:proofErr w:type="gramStart"/>
-            <w:r>
-              <w:rPr>
-                <w:b/>
-                <w:bCs/>
-              </w:rPr>
-              <w:t>this.field</w:t>
-            </w:r>
-            <w:proofErr w:type="spellEnd"/>
-            <w:proofErr w:type="gramEnd"/>
+              <w:t xml:space="preserve"> this.field</w:t>
+            </w:r>
           </w:p>
           <w:p>
             <w:pPr>
@@ -8967,25 +8480,7 @@
                 <w:b/>
                 <w:bCs/>
               </w:rPr>
-              <w:t xml:space="preserve"> </w:t>
-            </w:r>
-            <w:proofErr w:type="spellStart"/>
-            <w:proofErr w:type="gramStart"/>
-            <w:r>
-              <w:rPr>
-                <w:b/>
-                <w:bCs/>
-              </w:rPr>
-              <w:t>this.method</w:t>
-            </w:r>
-            <w:proofErr w:type="spellEnd"/>
-            <w:proofErr w:type="gramEnd"/>
-            <w:r>
-              <w:rPr>
-                <w:b/>
-                <w:bCs/>
-              </w:rPr>
-              <w:t>()</w:t>
+              <w:t xml:space="preserve"> this.method()</w:t>
             </w:r>
           </w:p>
           <w:p>
@@ -9009,19 +8504,8 @@
                 <w:b/>
                 <w:bCs/>
               </w:rPr>
-              <w:t xml:space="preserve"> </w:t>
-            </w:r>
-            <w:proofErr w:type="spellStart"/>
-            <w:proofErr w:type="gramStart"/>
-            <w:r>
-              <w:rPr>
-                <w:b/>
-                <w:bCs/>
-              </w:rPr>
-              <w:t>super.field</w:t>
-            </w:r>
-            <w:proofErr w:type="spellEnd"/>
-            <w:proofErr w:type="gramEnd"/>
+              <w:t xml:space="preserve"> super.field</w:t>
+            </w:r>
           </w:p>
           <w:p>
             <w:pPr>
@@ -9043,25 +8527,7 @@
                 <w:b/>
                 <w:bCs/>
               </w:rPr>
-              <w:t xml:space="preserve"> </w:t>
-            </w:r>
-            <w:proofErr w:type="spellStart"/>
-            <w:proofErr w:type="gramStart"/>
-            <w:r>
-              <w:rPr>
-                <w:b/>
-                <w:bCs/>
-              </w:rPr>
-              <w:t>super.method</w:t>
-            </w:r>
-            <w:proofErr w:type="spellEnd"/>
-            <w:proofErr w:type="gramEnd"/>
-            <w:r>
-              <w:rPr>
-                <w:b/>
-                <w:bCs/>
-              </w:rPr>
-              <w:t>()</w:t>
+              <w:t xml:space="preserve"> super.method()</w:t>
             </w:r>
           </w:p>
           <w:p>
@@ -11515,39 +10981,7 @@
                 <w:b/>
                 <w:bCs/>
               </w:rPr>
-              <w:t xml:space="preserve">Heap (object </w:t>
-            </w:r>
-            <w:proofErr w:type="spellStart"/>
-            <w:r>
-              <w:rPr>
-                <w:b/>
-                <w:bCs/>
-              </w:rPr>
-              <w:t>ke</w:t>
-            </w:r>
-            <w:proofErr w:type="spellEnd"/>
-            <w:r>
-              <w:rPr>
-                <w:b/>
-                <w:bCs/>
-              </w:rPr>
-              <w:t xml:space="preserve"> </w:t>
-            </w:r>
-            <w:proofErr w:type="spellStart"/>
-            <w:r>
-              <w:rPr>
-                <w:b/>
-                <w:bCs/>
-              </w:rPr>
-              <w:t>andar</w:t>
-            </w:r>
-            <w:proofErr w:type="spellEnd"/>
-            <w:r>
-              <w:rPr>
-                <w:b/>
-                <w:bCs/>
-              </w:rPr>
-              <w:t>)</w:t>
+              <w:t>Heap (object ke andar)</w:t>
             </w:r>
           </w:p>
         </w:tc>
@@ -12618,23 +12052,13 @@
                 <w:color w:val="ED7D31" w:themeColor="accent2"/>
               </w:rPr>
             </w:pPr>
-            <w:proofErr w:type="gramStart"/>
             <w:r>
               <w:rPr>
                 <w:b/>
                 <w:bCs/>
                 <w:color w:val="ED7D31" w:themeColor="accent2"/>
               </w:rPr>
-              <w:t>STACK  =</w:t>
-            </w:r>
-            <w:proofErr w:type="gramEnd"/>
-            <w:r>
-              <w:rPr>
-                <w:b/>
-                <w:bCs/>
-                <w:color w:val="ED7D31" w:themeColor="accent2"/>
-              </w:rPr>
-              <w:t xml:space="preserve"> Method execution</w:t>
+              <w:t>STACK  = Method execution</w:t>
             </w:r>
           </w:p>
           <w:p>
@@ -13176,23 +12600,7 @@
                                 <w:b/>
                                 <w:bCs/>
                               </w:rPr>
-                              <w:t xml:space="preserve">3. </w:t>
-                            </w:r>
-                            <w:proofErr w:type="spellStart"/>
-                            <w:r>
-                              <w:rPr>
-                                <w:b/>
-                                <w:bCs/>
-                              </w:rPr>
-                              <w:t>Downcasting</w:t>
-                            </w:r>
-                            <w:proofErr w:type="spellEnd"/>
-                            <w:r>
-                              <w:rPr>
-                                <w:b/>
-                                <w:bCs/>
-                              </w:rPr>
-                              <w:t xml:space="preserve"> Diagram (</w:t>
+                              <w:t>3. Downcasting Diagram (</w:t>
                             </w:r>
                             <w:r>
                               <w:rPr>
@@ -13217,44 +12625,13 @@
                           </w:p>
                           <w:p>
                             <w:r>
-                              <w:t xml:space="preserve">User u = new </w:t>
-                            </w:r>
-                            <w:proofErr w:type="spellStart"/>
-                            <w:proofErr w:type="gramStart"/>
-                            <w:r>
-                              <w:t>AdminUser</w:t>
-                            </w:r>
-                            <w:proofErr w:type="spellEnd"/>
-                            <w:r>
-                              <w:t>(</w:t>
-                            </w:r>
-                            <w:proofErr w:type="gramEnd"/>
-                            <w:r>
-                              <w:t>); // Upcasting</w:t>
+                              <w:t>User u = new AdminUser(); // Upcasting</w:t>
                             </w:r>
                           </w:p>
                           <w:p>
-                            <w:proofErr w:type="spellStart"/>
-                            <w:r>
-                              <w:t>AdminUser</w:t>
-                            </w:r>
-                            <w:proofErr w:type="spellEnd"/>
-                            <w:r>
-                              <w:t xml:space="preserve"> a = (</w:t>
-                            </w:r>
-                            <w:proofErr w:type="spellStart"/>
-                            <w:r>
-                              <w:t>AdminUser</w:t>
-                            </w:r>
-                            <w:proofErr w:type="spellEnd"/>
-                            <w:r>
-                              <w:t xml:space="preserve">) u; // </w:t>
-                            </w:r>
-                            <w:proofErr w:type="spellStart"/>
-                            <w:r>
-                              <w:t>Downcasting</w:t>
-                            </w:r>
-                            <w:proofErr w:type="spellEnd"/>
+                            <w:r>
+                              <w:t>AdminUser a = (AdminUser) u; // Downcasting</w:t>
+                            </w:r>
                           </w:p>
                           <w:p>
                             <w:r>
@@ -13296,23 +12673,7 @@
                           </w:p>
                           <w:p>
                             <w:r>
-                              <w:t xml:space="preserve">| </w:t>
-                            </w:r>
-                            <w:proofErr w:type="spellStart"/>
-                            <w:r>
-                              <w:t>AdminUser</w:t>
-                            </w:r>
-                            <w:proofErr w:type="spellEnd"/>
-                            <w:r>
-                              <w:t xml:space="preserve"> </w:t>
-                            </w:r>
-                            <w:proofErr w:type="spellStart"/>
-                            <w:r>
-                              <w:t>Obj</w:t>
-                            </w:r>
-                            <w:proofErr w:type="spellEnd"/>
-                            <w:r>
-                              <w:t xml:space="preserve"> |</w:t>
+                              <w:t>| AdminUser Obj |</w:t>
                             </w:r>
                           </w:p>
                           <w:p>
@@ -13365,23 +12726,7 @@
                           </w:p>
                           <w:p>
                             <w:r>
-                              <w:t xml:space="preserve">| </w:t>
-                            </w:r>
-                            <w:proofErr w:type="spellStart"/>
-                            <w:r>
-                              <w:t>AdminUser</w:t>
-                            </w:r>
-                            <w:proofErr w:type="spellEnd"/>
-                            <w:r>
-                              <w:t xml:space="preserve"> </w:t>
-                            </w:r>
-                            <w:proofErr w:type="spellStart"/>
-                            <w:r>
-                              <w:t>Obj</w:t>
-                            </w:r>
-                            <w:proofErr w:type="spellEnd"/>
-                            <w:r>
-                              <w:t xml:space="preserve"> |</w:t>
+                              <w:t>| AdminUser Obj |</w:t>
                             </w:r>
                           </w:p>
                           <w:p>
@@ -13403,13 +12748,8 @@
                             </w:r>
                           </w:p>
                           <w:p>
-                            <w:proofErr w:type="spellStart"/>
-                            <w:r>
-                              <w:t>AdminUser</w:t>
-                            </w:r>
-                            <w:proofErr w:type="spellEnd"/>
-                            <w:r>
-                              <w:t xml:space="preserve"> a ----┘</w:t>
+                            <w:r>
+                              <w:t>AdminUser a ----┘</w:t>
                             </w:r>
                           </w:p>
                           <w:p>
@@ -13452,23 +12792,7 @@
                           <w:b/>
                           <w:bCs/>
                         </w:rPr>
-                        <w:t xml:space="preserve">3. </w:t>
-                      </w:r>
-                      <w:proofErr w:type="spellStart"/>
-                      <w:r>
-                        <w:rPr>
-                          <w:b/>
-                          <w:bCs/>
-                        </w:rPr>
-                        <w:t>Downcasting</w:t>
-                      </w:r>
-                      <w:proofErr w:type="spellEnd"/>
-                      <w:r>
-                        <w:rPr>
-                          <w:b/>
-                          <w:bCs/>
-                        </w:rPr>
-                        <w:t xml:space="preserve"> Diagram (</w:t>
+                        <w:t>3. Downcasting Diagram (</w:t>
                       </w:r>
                       <w:r>
                         <w:rPr>
@@ -13493,44 +12817,13 @@
                     </w:p>
                     <w:p>
                       <w:r>
-                        <w:t xml:space="preserve">User u = new </w:t>
-                      </w:r>
-                      <w:proofErr w:type="spellStart"/>
-                      <w:proofErr w:type="gramStart"/>
-                      <w:r>
-                        <w:t>AdminUser</w:t>
-                      </w:r>
-                      <w:proofErr w:type="spellEnd"/>
-                      <w:r>
-                        <w:t>(</w:t>
-                      </w:r>
-                      <w:proofErr w:type="gramEnd"/>
-                      <w:r>
-                        <w:t>); // Upcasting</w:t>
+                        <w:t>User u = new AdminUser(); // Upcasting</w:t>
                       </w:r>
                     </w:p>
                     <w:p>
-                      <w:proofErr w:type="spellStart"/>
-                      <w:r>
-                        <w:t>AdminUser</w:t>
-                      </w:r>
-                      <w:proofErr w:type="spellEnd"/>
-                      <w:r>
-                        <w:t xml:space="preserve"> a = (</w:t>
-                      </w:r>
-                      <w:proofErr w:type="spellStart"/>
-                      <w:r>
-                        <w:t>AdminUser</w:t>
-                      </w:r>
-                      <w:proofErr w:type="spellEnd"/>
-                      <w:r>
-                        <w:t xml:space="preserve">) u; // </w:t>
-                      </w:r>
-                      <w:proofErr w:type="spellStart"/>
-                      <w:r>
-                        <w:t>Downcasting</w:t>
-                      </w:r>
-                      <w:proofErr w:type="spellEnd"/>
+                      <w:r>
+                        <w:t>AdminUser a = (AdminUser) u; // Downcasting</w:t>
+                      </w:r>
                     </w:p>
                     <w:p>
                       <w:r>
@@ -13572,23 +12865,7 @@
                     </w:p>
                     <w:p>
                       <w:r>
-                        <w:t xml:space="preserve">| </w:t>
-                      </w:r>
-                      <w:proofErr w:type="spellStart"/>
-                      <w:r>
-                        <w:t>AdminUser</w:t>
-                      </w:r>
-                      <w:proofErr w:type="spellEnd"/>
-                      <w:r>
-                        <w:t xml:space="preserve"> </w:t>
-                      </w:r>
-                      <w:proofErr w:type="spellStart"/>
-                      <w:r>
-                        <w:t>Obj</w:t>
-                      </w:r>
-                      <w:proofErr w:type="spellEnd"/>
-                      <w:r>
-                        <w:t xml:space="preserve"> |</w:t>
+                        <w:t>| AdminUser Obj |</w:t>
                       </w:r>
                     </w:p>
                     <w:p>
@@ -13641,23 +12918,7 @@
                     </w:p>
                     <w:p>
                       <w:r>
-                        <w:t xml:space="preserve">| </w:t>
-                      </w:r>
-                      <w:proofErr w:type="spellStart"/>
-                      <w:r>
-                        <w:t>AdminUser</w:t>
-                      </w:r>
-                      <w:proofErr w:type="spellEnd"/>
-                      <w:r>
-                        <w:t xml:space="preserve"> </w:t>
-                      </w:r>
-                      <w:proofErr w:type="spellStart"/>
-                      <w:r>
-                        <w:t>Obj</w:t>
-                      </w:r>
-                      <w:proofErr w:type="spellEnd"/>
-                      <w:r>
-                        <w:t xml:space="preserve"> |</w:t>
+                        <w:t>| AdminUser Obj |</w:t>
                       </w:r>
                     </w:p>
                     <w:p>
@@ -13679,13 +12940,8 @@
                       </w:r>
                     </w:p>
                     <w:p>
-                      <w:proofErr w:type="spellStart"/>
-                      <w:r>
-                        <w:t>AdminUser</w:t>
-                      </w:r>
-                      <w:proofErr w:type="spellEnd"/>
-                      <w:r>
-                        <w:t xml:space="preserve"> a ----┘</w:t>
+                      <w:r>
+                        <w:t>AdminUser a ----┘</w:t>
                       </w:r>
                     </w:p>
                     <w:p>
@@ -13791,20 +13047,7 @@
                           </w:p>
                           <w:p>
                             <w:r>
-                              <w:t xml:space="preserve">User u = new </w:t>
-                            </w:r>
-                            <w:proofErr w:type="spellStart"/>
-                            <w:proofErr w:type="gramStart"/>
-                            <w:r>
-                              <w:t>AdminUser</w:t>
-                            </w:r>
-                            <w:proofErr w:type="spellEnd"/>
-                            <w:r>
-                              <w:t>(</w:t>
-                            </w:r>
-                            <w:proofErr w:type="gramEnd"/>
-                            <w:r>
-                              <w:t>);</w:t>
+                              <w:t>User u = new AdminUser();</w:t>
                             </w:r>
                           </w:p>
                           <w:p>
@@ -13819,13 +13062,8 @@
                           </w:p>
                           <w:p>
                             <w:r>
-                              <w:t xml:space="preserve">User -----------&gt; </w:t>
-                            </w:r>
-                            <w:proofErr w:type="spellStart"/>
-                            <w:r>
-                              <w:t>AdminUser</w:t>
-                            </w:r>
-                            <w:proofErr w:type="spellEnd"/>
+                              <w:t>User -----------&gt; AdminUser</w:t>
+                            </w:r>
                           </w:p>
                           <w:p>
                             <w:r>
@@ -13862,23 +13100,7 @@
                           </w:p>
                           <w:p>
                             <w:r>
-                              <w:t xml:space="preserve">| </w:t>
-                            </w:r>
-                            <w:proofErr w:type="spellStart"/>
-                            <w:r>
-                              <w:t>AdminUser</w:t>
-                            </w:r>
-                            <w:proofErr w:type="spellEnd"/>
-                            <w:r>
-                              <w:t xml:space="preserve"> </w:t>
-                            </w:r>
-                            <w:proofErr w:type="spellStart"/>
-                            <w:r>
-                              <w:t>Obj</w:t>
-                            </w:r>
-                            <w:proofErr w:type="spellEnd"/>
-                            <w:r>
-                              <w:t xml:space="preserve"> |</w:t>
+                              <w:t>| AdminUser Obj |</w:t>
                             </w:r>
                           </w:p>
                           <w:p>
@@ -13898,15 +13120,7 @@
                           </w:p>
                           <w:p>
                             <w:r>
-                              <w:t xml:space="preserve">Parent p = new </w:t>
-                            </w:r>
-                            <w:proofErr w:type="gramStart"/>
-                            <w:r>
-                              <w:t>Child(</w:t>
-                            </w:r>
-                            <w:proofErr w:type="gramEnd"/>
-                            <w:r>
-                              <w:t xml:space="preserve">); // </w:t>
+                              <w:t xml:space="preserve">Parent p = new Child(); // </w:t>
                             </w:r>
                             <w:r>
                               <w:rPr>
@@ -13930,20 +13144,7 @@
                           </w:p>
                           <w:p>
                             <w:r>
-                              <w:t xml:space="preserve">User u = new </w:t>
-                            </w:r>
-                            <w:proofErr w:type="spellStart"/>
-                            <w:proofErr w:type="gramStart"/>
-                            <w:r>
-                              <w:t>FinanceUser</w:t>
-                            </w:r>
-                            <w:proofErr w:type="spellEnd"/>
-                            <w:r>
-                              <w:t>(</w:t>
-                            </w:r>
-                            <w:proofErr w:type="gramEnd"/>
-                            <w:r>
-                              <w:t>);</w:t>
+                              <w:t>User u = new FinanceUser();</w:t>
                             </w:r>
                           </w:p>
                           <w:p>
@@ -13976,23 +13177,7 @@
                           </w:p>
                           <w:p>
                             <w:r>
-                              <w:t xml:space="preserve">| </w:t>
-                            </w:r>
-                            <w:proofErr w:type="spellStart"/>
-                            <w:r>
-                              <w:t>FinanceUser</w:t>
-                            </w:r>
-                            <w:proofErr w:type="spellEnd"/>
-                            <w:r>
-                              <w:t xml:space="preserve"> </w:t>
-                            </w:r>
-                            <w:proofErr w:type="spellStart"/>
-                            <w:r>
-                              <w:t>Obj</w:t>
-                            </w:r>
-                            <w:proofErr w:type="spellEnd"/>
-                            <w:r>
-                              <w:t xml:space="preserve"> |</w:t>
+                              <w:t>| FinanceUser Obj |</w:t>
                             </w:r>
                           </w:p>
                           <w:p>
@@ -14044,28 +13229,7 @@
                           </w:p>
                           <w:p>
                             <w:r>
-                              <w:t xml:space="preserve">Object </w:t>
-                            </w:r>
-                            <w:proofErr w:type="spellStart"/>
-                            <w:r>
-                              <w:t>obj</w:t>
-                            </w:r>
-                            <w:proofErr w:type="spellEnd"/>
-                            <w:r>
-                              <w:t xml:space="preserve"> = new </w:t>
-                            </w:r>
-                            <w:proofErr w:type="spellStart"/>
-                            <w:proofErr w:type="gramStart"/>
-                            <w:r>
-                              <w:t>FinanceUser</w:t>
-                            </w:r>
-                            <w:proofErr w:type="spellEnd"/>
-                            <w:r>
-                              <w:t>(</w:t>
-                            </w:r>
-                            <w:proofErr w:type="gramEnd"/>
-                            <w:r>
-                              <w:t>);</w:t>
+                              <w:t>Object obj = new FinanceUser();</w:t>
                             </w:r>
                           </w:p>
                           <w:p>
@@ -14098,23 +13262,7 @@
                           </w:p>
                           <w:p>
                             <w:r>
-                              <w:t xml:space="preserve">| </w:t>
-                            </w:r>
-                            <w:proofErr w:type="spellStart"/>
-                            <w:r>
-                              <w:t>FinanceUser</w:t>
-                            </w:r>
-                            <w:proofErr w:type="spellEnd"/>
-                            <w:r>
-                              <w:t xml:space="preserve"> </w:t>
-                            </w:r>
-                            <w:proofErr w:type="spellStart"/>
-                            <w:r>
-                              <w:t>Obj</w:t>
-                            </w:r>
-                            <w:proofErr w:type="spellEnd"/>
-                            <w:r>
-                              <w:t xml:space="preserve"> |</w:t>
+                              <w:t>| FinanceUser Obj |</w:t>
                             </w:r>
                           </w:p>
                           <w:p>
@@ -14153,11 +13301,9 @@
                             </w:r>
                           </w:p>
                           <w:p>
-                            <w:proofErr w:type="spellStart"/>
                             <w:r>
                               <w:t>AdminUser</w:t>
                             </w:r>
-                            <w:proofErr w:type="spellEnd"/>
                           </w:p>
                           <w:p>
                             <w:r>
@@ -14165,11 +13311,9 @@
                             </w:r>
                           </w:p>
                           <w:p>
-                            <w:proofErr w:type="spellStart"/>
                             <w:r>
                               <w:t>FinanceUser</w:t>
                             </w:r>
-                            <w:proofErr w:type="spellEnd"/>
                           </w:p>
                           <w:p/>
                         </w:txbxContent>
@@ -14231,20 +13375,7 @@
                     </w:p>
                     <w:p>
                       <w:r>
-                        <w:t xml:space="preserve">User u = new </w:t>
-                      </w:r>
-                      <w:proofErr w:type="spellStart"/>
-                      <w:proofErr w:type="gramStart"/>
-                      <w:r>
-                        <w:t>AdminUser</w:t>
-                      </w:r>
-                      <w:proofErr w:type="spellEnd"/>
-                      <w:r>
-                        <w:t>(</w:t>
-                      </w:r>
-                      <w:proofErr w:type="gramEnd"/>
-                      <w:r>
-                        <w:t>);</w:t>
+                        <w:t>User u = new AdminUser();</w:t>
                       </w:r>
                     </w:p>
                     <w:p>
@@ -14259,13 +13390,8 @@
                     </w:p>
                     <w:p>
                       <w:r>
-                        <w:t xml:space="preserve">User -----------&gt; </w:t>
-                      </w:r>
-                      <w:proofErr w:type="spellStart"/>
-                      <w:r>
-                        <w:t>AdminUser</w:t>
-                      </w:r>
-                      <w:proofErr w:type="spellEnd"/>
+                        <w:t>User -----------&gt; AdminUser</w:t>
+                      </w:r>
                     </w:p>
                     <w:p>
                       <w:r>
@@ -14302,23 +13428,7 @@
                     </w:p>
                     <w:p>
                       <w:r>
-                        <w:t xml:space="preserve">| </w:t>
-                      </w:r>
-                      <w:proofErr w:type="spellStart"/>
-                      <w:r>
-                        <w:t>AdminUser</w:t>
-                      </w:r>
-                      <w:proofErr w:type="spellEnd"/>
-                      <w:r>
-                        <w:t xml:space="preserve"> </w:t>
-                      </w:r>
-                      <w:proofErr w:type="spellStart"/>
-                      <w:r>
-                        <w:t>Obj</w:t>
-                      </w:r>
-                      <w:proofErr w:type="spellEnd"/>
-                      <w:r>
-                        <w:t xml:space="preserve"> |</w:t>
+                        <w:t>| AdminUser Obj |</w:t>
                       </w:r>
                     </w:p>
                     <w:p>
@@ -14338,15 +13448,7 @@
                     </w:p>
                     <w:p>
                       <w:r>
-                        <w:t xml:space="preserve">Parent p = new </w:t>
-                      </w:r>
-                      <w:proofErr w:type="gramStart"/>
-                      <w:r>
-                        <w:t>Child(</w:t>
-                      </w:r>
-                      <w:proofErr w:type="gramEnd"/>
-                      <w:r>
-                        <w:t xml:space="preserve">); // </w:t>
+                        <w:t xml:space="preserve">Parent p = new Child(); // </w:t>
                       </w:r>
                       <w:r>
                         <w:rPr>
@@ -14370,20 +13472,7 @@
                     </w:p>
                     <w:p>
                       <w:r>
-                        <w:t xml:space="preserve">User u = new </w:t>
-                      </w:r>
-                      <w:proofErr w:type="spellStart"/>
-                      <w:proofErr w:type="gramStart"/>
-                      <w:r>
-                        <w:t>FinanceUser</w:t>
-                      </w:r>
-                      <w:proofErr w:type="spellEnd"/>
-                      <w:r>
-                        <w:t>(</w:t>
-                      </w:r>
-                      <w:proofErr w:type="gramEnd"/>
-                      <w:r>
-                        <w:t>);</w:t>
+                        <w:t>User u = new FinanceUser();</w:t>
                       </w:r>
                     </w:p>
                     <w:p>
@@ -14416,23 +13505,7 @@
                     </w:p>
                     <w:p>
                       <w:r>
-                        <w:t xml:space="preserve">| </w:t>
-                      </w:r>
-                      <w:proofErr w:type="spellStart"/>
-                      <w:r>
-                        <w:t>FinanceUser</w:t>
-                      </w:r>
-                      <w:proofErr w:type="spellEnd"/>
-                      <w:r>
-                        <w:t xml:space="preserve"> </w:t>
-                      </w:r>
-                      <w:proofErr w:type="spellStart"/>
-                      <w:r>
-                        <w:t>Obj</w:t>
-                      </w:r>
-                      <w:proofErr w:type="spellEnd"/>
-                      <w:r>
-                        <w:t xml:space="preserve"> |</w:t>
+                        <w:t>| FinanceUser Obj |</w:t>
                       </w:r>
                     </w:p>
                     <w:p>
@@ -14484,28 +13557,7 @@
                     </w:p>
                     <w:p>
                       <w:r>
-                        <w:t xml:space="preserve">Object </w:t>
-                      </w:r>
-                      <w:proofErr w:type="spellStart"/>
-                      <w:r>
-                        <w:t>obj</w:t>
-                      </w:r>
-                      <w:proofErr w:type="spellEnd"/>
-                      <w:r>
-                        <w:t xml:space="preserve"> = new </w:t>
-                      </w:r>
-                      <w:proofErr w:type="spellStart"/>
-                      <w:proofErr w:type="gramStart"/>
-                      <w:r>
-                        <w:t>FinanceUser</w:t>
-                      </w:r>
-                      <w:proofErr w:type="spellEnd"/>
-                      <w:r>
-                        <w:t>(</w:t>
-                      </w:r>
-                      <w:proofErr w:type="gramEnd"/>
-                      <w:r>
-                        <w:t>);</w:t>
+                        <w:t>Object obj = new FinanceUser();</w:t>
                       </w:r>
                     </w:p>
                     <w:p>
@@ -14538,23 +13590,7 @@
                     </w:p>
                     <w:p>
                       <w:r>
-                        <w:t xml:space="preserve">| </w:t>
-                      </w:r>
-                      <w:proofErr w:type="spellStart"/>
-                      <w:r>
-                        <w:t>FinanceUser</w:t>
-                      </w:r>
-                      <w:proofErr w:type="spellEnd"/>
-                      <w:r>
-                        <w:t xml:space="preserve"> </w:t>
-                      </w:r>
-                      <w:proofErr w:type="spellStart"/>
-                      <w:r>
-                        <w:t>Obj</w:t>
-                      </w:r>
-                      <w:proofErr w:type="spellEnd"/>
-                      <w:r>
-                        <w:t xml:space="preserve"> |</w:t>
+                        <w:t>| FinanceUser Obj |</w:t>
                       </w:r>
                     </w:p>
                     <w:p>
@@ -14593,11 +13629,9 @@
                       </w:r>
                     </w:p>
                     <w:p>
-                      <w:proofErr w:type="spellStart"/>
                       <w:r>
                         <w:t>AdminUser</w:t>
                       </w:r>
-                      <w:proofErr w:type="spellEnd"/>
                     </w:p>
                     <w:p>
                       <w:r>
@@ -14605,11 +13639,9 @@
                       </w:r>
                     </w:p>
                     <w:p>
-                      <w:proofErr w:type="spellStart"/>
                       <w:r>
                         <w:t>FinanceUser</w:t>
                       </w:r>
-                      <w:proofErr w:type="spellEnd"/>
                     </w:p>
                     <w:p/>
                   </w:txbxContent>
@@ -14724,46 +13756,12 @@
                                 <w:bCs/>
                               </w:rPr>
                             </w:pPr>
-                            <w:proofErr w:type="spellStart"/>
                             <w:r>
                               <w:rPr>
                                 <w:b/>
                                 <w:bCs/>
                               </w:rPr>
-                              <w:t>AdminUser</w:t>
-                            </w:r>
-                            <w:proofErr w:type="spellEnd"/>
-                            <w:r>
-                              <w:rPr>
-                                <w:b/>
-                                <w:bCs/>
-                              </w:rPr>
-                              <w:t xml:space="preserve"> a = new </w:t>
-                            </w:r>
-                            <w:proofErr w:type="spellStart"/>
-                            <w:proofErr w:type="gramStart"/>
-                            <w:r>
-                              <w:rPr>
-                                <w:b/>
-                                <w:bCs/>
-                              </w:rPr>
-                              <w:t>AdminUser</w:t>
-                            </w:r>
-                            <w:proofErr w:type="spellEnd"/>
-                            <w:r>
-                              <w:rPr>
-                                <w:b/>
-                                <w:bCs/>
-                              </w:rPr>
-                              <w:t>(</w:t>
-                            </w:r>
-                            <w:proofErr w:type="gramEnd"/>
-                            <w:r>
-                              <w:rPr>
-                                <w:b/>
-                                <w:bCs/>
-                              </w:rPr>
-                              <w:t>);</w:t>
+                              <w:t>AdminUser a = new AdminUser();</w:t>
                             </w:r>
                           </w:p>
                           <w:p>
@@ -14818,71 +13816,21 @@
                                 <w:bCs/>
                               </w:rPr>
                             </w:pPr>
-                            <w:proofErr w:type="spellStart"/>
                             <w:r>
                               <w:rPr>
                                 <w:b/>
                                 <w:bCs/>
                               </w:rPr>
-                              <w:t>AdminUser</w:t>
-                            </w:r>
-                            <w:proofErr w:type="spellEnd"/>
+                              <w:t>AdminUser a2 = (AdminUser) u; // ↓ Downcasting</w:t>
+                            </w:r>
+                          </w:p>
+                          <w:p>
                             <w:r>
                               <w:rPr>
                                 <w:b/>
                                 <w:bCs/>
                               </w:rPr>
-                              <w:t xml:space="preserve"> a2 = (</w:t>
-                            </w:r>
-                            <w:proofErr w:type="spellStart"/>
-                            <w:r>
-                              <w:rPr>
-                                <w:b/>
-                                <w:bCs/>
-                              </w:rPr>
-                              <w:t>AdminUser</w:t>
-                            </w:r>
-                            <w:proofErr w:type="spellEnd"/>
-                            <w:r>
-                              <w:rPr>
-                                <w:b/>
-                                <w:bCs/>
-                              </w:rPr>
-                              <w:t xml:space="preserve">) u; // ↓ </w:t>
-                            </w:r>
-                            <w:proofErr w:type="spellStart"/>
-                            <w:r>
-                              <w:rPr>
-                                <w:b/>
-                                <w:bCs/>
-                              </w:rPr>
-                              <w:t>Downcasting</w:t>
-                            </w:r>
-                            <w:proofErr w:type="spellEnd"/>
-                          </w:p>
-                          <w:p>
-                            <w:r>
-                              <w:rPr>
-                                <w:b/>
-                                <w:bCs/>
-                              </w:rPr>
-                              <w:t xml:space="preserve">Arrow </w:t>
-                            </w:r>
-                            <w:proofErr w:type="spellStart"/>
-                            <w:r>
-                              <w:rPr>
-                                <w:b/>
-                                <w:bCs/>
-                              </w:rPr>
-                              <w:t>upar</w:t>
-                            </w:r>
-                            <w:proofErr w:type="spellEnd"/>
-                            <w:r>
-                              <w:rPr>
-                                <w:b/>
-                                <w:bCs/>
-                              </w:rPr>
-                              <w:t xml:space="preserve"> = Upcasting</w:t>
+                              <w:t>Arrow upar = Upcasting</w:t>
                             </w:r>
                             <w:r>
                               <w:rPr>
@@ -14936,46 +13884,12 @@
                           <w:bCs/>
                         </w:rPr>
                       </w:pPr>
-                      <w:proofErr w:type="spellStart"/>
                       <w:r>
                         <w:rPr>
                           <w:b/>
                           <w:bCs/>
                         </w:rPr>
-                        <w:t>AdminUser</w:t>
-                      </w:r>
-                      <w:proofErr w:type="spellEnd"/>
-                      <w:r>
-                        <w:rPr>
-                          <w:b/>
-                          <w:bCs/>
-                        </w:rPr>
-                        <w:t xml:space="preserve"> a = new </w:t>
-                      </w:r>
-                      <w:proofErr w:type="spellStart"/>
-                      <w:proofErr w:type="gramStart"/>
-                      <w:r>
-                        <w:rPr>
-                          <w:b/>
-                          <w:bCs/>
-                        </w:rPr>
-                        <w:t>AdminUser</w:t>
-                      </w:r>
-                      <w:proofErr w:type="spellEnd"/>
-                      <w:r>
-                        <w:rPr>
-                          <w:b/>
-                          <w:bCs/>
-                        </w:rPr>
-                        <w:t>(</w:t>
-                      </w:r>
-                      <w:proofErr w:type="gramEnd"/>
-                      <w:r>
-                        <w:rPr>
-                          <w:b/>
-                          <w:bCs/>
-                        </w:rPr>
-                        <w:t>);</w:t>
+                        <w:t>AdminUser a = new AdminUser();</w:t>
                       </w:r>
                     </w:p>
                     <w:p>
@@ -15030,71 +13944,21 @@
                           <w:bCs/>
                         </w:rPr>
                       </w:pPr>
-                      <w:proofErr w:type="spellStart"/>
                       <w:r>
                         <w:rPr>
                           <w:b/>
                           <w:bCs/>
                         </w:rPr>
-                        <w:t>AdminUser</w:t>
-                      </w:r>
-                      <w:proofErr w:type="spellEnd"/>
+                        <w:t>AdminUser a2 = (AdminUser) u; // ↓ Downcasting</w:t>
+                      </w:r>
+                    </w:p>
+                    <w:p>
                       <w:r>
                         <w:rPr>
                           <w:b/>
                           <w:bCs/>
                         </w:rPr>
-                        <w:t xml:space="preserve"> a2 = (</w:t>
-                      </w:r>
-                      <w:proofErr w:type="spellStart"/>
-                      <w:r>
-                        <w:rPr>
-                          <w:b/>
-                          <w:bCs/>
-                        </w:rPr>
-                        <w:t>AdminUser</w:t>
-                      </w:r>
-                      <w:proofErr w:type="spellEnd"/>
-                      <w:r>
-                        <w:rPr>
-                          <w:b/>
-                          <w:bCs/>
-                        </w:rPr>
-                        <w:t xml:space="preserve">) u; // ↓ </w:t>
-                      </w:r>
-                      <w:proofErr w:type="spellStart"/>
-                      <w:r>
-                        <w:rPr>
-                          <w:b/>
-                          <w:bCs/>
-                        </w:rPr>
-                        <w:t>Downcasting</w:t>
-                      </w:r>
-                      <w:proofErr w:type="spellEnd"/>
-                    </w:p>
-                    <w:p>
-                      <w:r>
-                        <w:rPr>
-                          <w:b/>
-                          <w:bCs/>
-                        </w:rPr>
-                        <w:t xml:space="preserve">Arrow </w:t>
-                      </w:r>
-                      <w:proofErr w:type="spellStart"/>
-                      <w:r>
-                        <w:rPr>
-                          <w:b/>
-                          <w:bCs/>
-                        </w:rPr>
-                        <w:t>upar</w:t>
-                      </w:r>
-                      <w:proofErr w:type="spellEnd"/>
-                      <w:r>
-                        <w:rPr>
-                          <w:b/>
-                          <w:bCs/>
-                        </w:rPr>
-                        <w:t xml:space="preserve"> = Upcasting</w:t>
+                        <w:t>Arrow upar = Upcasting</w:t>
                       </w:r>
                       <w:r>
                         <w:rPr>
@@ -15326,23 +14190,7 @@
                                 <w:b/>
                                 <w:bCs/>
                               </w:rPr>
-                              <w:t xml:space="preserve">Yaad </w:t>
-                            </w:r>
-                            <w:proofErr w:type="spellStart"/>
-                            <w:r>
-                              <w:rPr>
-                                <w:b/>
-                                <w:bCs/>
-                              </w:rPr>
-                              <w:t>rakhne</w:t>
-                            </w:r>
-                            <w:proofErr w:type="spellEnd"/>
-                            <w:r>
-                              <w:rPr>
-                                <w:b/>
-                                <w:bCs/>
-                              </w:rPr>
-                              <w:t xml:space="preserve"> ka shortcut:</w:t>
+                              <w:t>Yaad rakhne ka shortcut:</w:t>
                             </w:r>
                           </w:p>
                           <w:p>
@@ -15591,23 +14439,7 @@
                                 <w:b/>
                                 <w:bCs/>
                               </w:rPr>
-                              <w:t xml:space="preserve">Arrow niche = </w:t>
-                            </w:r>
-                            <w:proofErr w:type="spellStart"/>
-                            <w:r>
-                              <w:rPr>
-                                <w:b/>
-                                <w:bCs/>
-                              </w:rPr>
-                              <w:t>Downcasting</w:t>
-                            </w:r>
-                            <w:proofErr w:type="spellEnd"/>
-                            <w:r>
-                              <w:rPr>
-                                <w:b/>
-                                <w:bCs/>
-                              </w:rPr>
-                              <w:t xml:space="preserve"> </w:t>
+                              <w:t xml:space="preserve">Arrow niche = Downcasting </w:t>
                             </w:r>
                             <w:r>
                               <w:rPr>
@@ -15803,23 +14635,7 @@
                           <w:b/>
                           <w:bCs/>
                         </w:rPr>
-                        <w:t xml:space="preserve">Yaad </w:t>
-                      </w:r>
-                      <w:proofErr w:type="spellStart"/>
-                      <w:r>
-                        <w:rPr>
-                          <w:b/>
-                          <w:bCs/>
-                        </w:rPr>
-                        <w:t>rakhne</w:t>
-                      </w:r>
-                      <w:proofErr w:type="spellEnd"/>
-                      <w:r>
-                        <w:rPr>
-                          <w:b/>
-                          <w:bCs/>
-                        </w:rPr>
-                        <w:t xml:space="preserve"> ka shortcut:</w:t>
+                        <w:t>Yaad rakhne ka shortcut:</w:t>
                       </w:r>
                     </w:p>
                     <w:p>
@@ -16068,23 +14884,7 @@
                           <w:b/>
                           <w:bCs/>
                         </w:rPr>
-                        <w:t xml:space="preserve">Arrow niche = </w:t>
-                      </w:r>
-                      <w:proofErr w:type="spellStart"/>
-                      <w:r>
-                        <w:rPr>
-                          <w:b/>
-                          <w:bCs/>
-                        </w:rPr>
-                        <w:t>Downcasting</w:t>
-                      </w:r>
-                      <w:proofErr w:type="spellEnd"/>
-                      <w:r>
-                        <w:rPr>
-                          <w:b/>
-                          <w:bCs/>
-                        </w:rPr>
-                        <w:t xml:space="preserve"> </w:t>
+                        <w:t xml:space="preserve">Arrow niche = Downcasting </w:t>
                       </w:r>
                       <w:r>
                         <w:rPr>
@@ -16199,21 +14999,8 @@
                             </w:r>
                           </w:p>
                           <w:p>
-                            <w:proofErr w:type="spellStart"/>
-                            <w:r>
-                              <w:t>AdminUser</w:t>
-                            </w:r>
-                            <w:proofErr w:type="spellEnd"/>
-                            <w:r>
-                              <w:t xml:space="preserve"> a = new </w:t>
-                            </w:r>
-                            <w:proofErr w:type="gramStart"/>
-                            <w:r>
-                              <w:t>User(</w:t>
-                            </w:r>
-                            <w:proofErr w:type="gramEnd"/>
-                            <w:r>
-                              <w:t>);</w:t>
+                            <w:r>
+                              <w:t>AdminUser a = new User();</w:t>
                             </w:r>
                           </w:p>
                           <w:p>
@@ -16222,11 +15009,9 @@
                             </w:r>
                           </w:p>
                           <w:p>
-                            <w:proofErr w:type="spellStart"/>
                             <w:r>
                               <w:t>AdminUser</w:t>
                             </w:r>
-                            <w:proofErr w:type="spellEnd"/>
                           </w:p>
                           <w:p>
                             <w:r>
@@ -16248,15 +15033,7 @@
                           </w:p>
                           <w:p>
                             <w:r>
-                              <w:t xml:space="preserve">| User </w:t>
-                            </w:r>
-                            <w:proofErr w:type="spellStart"/>
-                            <w:r>
-                              <w:t>Obj</w:t>
-                            </w:r>
-                            <w:proofErr w:type="spellEnd"/>
-                            <w:r>
-                              <w:t xml:space="preserve"> |</w:t>
+                              <w:t>| User Obj |</w:t>
                             </w:r>
                           </w:p>
                           <w:p>
@@ -16281,13 +15058,8 @@
                           </w:p>
                           <w:p>
                             <w:r>
-                              <w:t xml:space="preserve">cannot convert from User to </w:t>
-                            </w:r>
-                            <w:proofErr w:type="spellStart"/>
-                            <w:r>
-                              <w:t>AdminUser</w:t>
-                            </w:r>
-                            <w:proofErr w:type="spellEnd"/>
+                              <w:t>cannot convert from User to AdminUser</w:t>
+                            </w:r>
                           </w:p>
                           <w:p>
                             <w:r>
@@ -16301,15 +15073,7 @@
                           </w:p>
                           <w:p>
                             <w:r>
-                              <w:t xml:space="preserve">Every </w:t>
-                            </w:r>
-                            <w:proofErr w:type="spellStart"/>
-                            <w:r>
-                              <w:t>AdminUser</w:t>
-                            </w:r>
-                            <w:proofErr w:type="spellEnd"/>
-                            <w:r>
-                              <w:t xml:space="preserve"> is a User </w:t>
+                              <w:t xml:space="preserve">Every AdminUser is a User </w:t>
                             </w:r>
                             <w:r>
                               <w:rPr>
@@ -16335,15 +15099,7 @@
                           </w:p>
                           <w:p>
                             <w:r>
-                              <w:t xml:space="preserve">Every User is NOT an </w:t>
-                            </w:r>
-                            <w:proofErr w:type="spellStart"/>
-                            <w:r>
-                              <w:t>AdminUser</w:t>
-                            </w:r>
-                            <w:proofErr w:type="spellEnd"/>
-                            <w:r>
-                              <w:t xml:space="preserve"> </w:t>
+                              <w:t xml:space="preserve">Every User is NOT an AdminUser </w:t>
                             </w:r>
                             <w:r>
                               <w:rPr>
@@ -16364,28 +15120,12 @@
                           </w:p>
                           <w:p>
                             <w:r>
-                              <w:t xml:space="preserve">User u = new </w:t>
-                            </w:r>
-                            <w:proofErr w:type="gramStart"/>
-                            <w:r>
-                              <w:t>User(</w:t>
-                            </w:r>
-                            <w:proofErr w:type="gramEnd"/>
-                            <w:r>
-                              <w:t>); // ordinary user</w:t>
+                              <w:t>User u = new User(); // ordinary user</w:t>
                             </w:r>
                           </w:p>
                           <w:p>
                             <w:r>
-                              <w:t xml:space="preserve">Compiler cannot guarantee that u is actually an </w:t>
-                            </w:r>
-                            <w:proofErr w:type="spellStart"/>
-                            <w:r>
-                              <w:t>AdminUser</w:t>
-                            </w:r>
-                            <w:proofErr w:type="spellEnd"/>
-                            <w:r>
-                              <w:t>.</w:t>
+                              <w:t>Compiler cannot guarantee that u is actually an AdminUser.</w:t>
                             </w:r>
                           </w:p>
                           <w:p/>
@@ -16454,21 +15194,8 @@
                       </w:r>
                     </w:p>
                     <w:p>
-                      <w:proofErr w:type="spellStart"/>
-                      <w:r>
-                        <w:t>AdminUser</w:t>
-                      </w:r>
-                      <w:proofErr w:type="spellEnd"/>
-                      <w:r>
-                        <w:t xml:space="preserve"> a = new </w:t>
-                      </w:r>
-                      <w:proofErr w:type="gramStart"/>
-                      <w:r>
-                        <w:t>User(</w:t>
-                      </w:r>
-                      <w:proofErr w:type="gramEnd"/>
-                      <w:r>
-                        <w:t>);</w:t>
+                      <w:r>
+                        <w:t>AdminUser a = new User();</w:t>
                       </w:r>
                     </w:p>
                     <w:p>
@@ -16477,11 +15204,9 @@
                       </w:r>
                     </w:p>
                     <w:p>
-                      <w:proofErr w:type="spellStart"/>
                       <w:r>
                         <w:t>AdminUser</w:t>
                       </w:r>
-                      <w:proofErr w:type="spellEnd"/>
                     </w:p>
                     <w:p>
                       <w:r>
@@ -16503,15 +15228,7 @@
                     </w:p>
                     <w:p>
                       <w:r>
-                        <w:t xml:space="preserve">| User </w:t>
-                      </w:r>
-                      <w:proofErr w:type="spellStart"/>
-                      <w:r>
-                        <w:t>Obj</w:t>
-                      </w:r>
-                      <w:proofErr w:type="spellEnd"/>
-                      <w:r>
-                        <w:t xml:space="preserve"> |</w:t>
+                        <w:t>| User Obj |</w:t>
                       </w:r>
                     </w:p>
                     <w:p>
@@ -16536,13 +15253,8 @@
                     </w:p>
                     <w:p>
                       <w:r>
-                        <w:t xml:space="preserve">cannot convert from User to </w:t>
-                      </w:r>
-                      <w:proofErr w:type="spellStart"/>
-                      <w:r>
-                        <w:t>AdminUser</w:t>
-                      </w:r>
-                      <w:proofErr w:type="spellEnd"/>
+                        <w:t>cannot convert from User to AdminUser</w:t>
+                      </w:r>
                     </w:p>
                     <w:p>
                       <w:r>
@@ -16556,15 +15268,7 @@
                     </w:p>
                     <w:p>
                       <w:r>
-                        <w:t xml:space="preserve">Every </w:t>
-                      </w:r>
-                      <w:proofErr w:type="spellStart"/>
-                      <w:r>
-                        <w:t>AdminUser</w:t>
-                      </w:r>
-                      <w:proofErr w:type="spellEnd"/>
-                      <w:r>
-                        <w:t xml:space="preserve"> is a User </w:t>
+                        <w:t xml:space="preserve">Every AdminUser is a User </w:t>
                       </w:r>
                       <w:r>
                         <w:rPr>
@@ -16590,15 +15294,7 @@
                     </w:p>
                     <w:p>
                       <w:r>
-                        <w:t xml:space="preserve">Every User is NOT an </w:t>
-                      </w:r>
-                      <w:proofErr w:type="spellStart"/>
-                      <w:r>
-                        <w:t>AdminUser</w:t>
-                      </w:r>
-                      <w:proofErr w:type="spellEnd"/>
-                      <w:r>
-                        <w:t xml:space="preserve"> </w:t>
+                        <w:t xml:space="preserve">Every User is NOT an AdminUser </w:t>
                       </w:r>
                       <w:r>
                         <w:rPr>
@@ -16619,28 +15315,12 @@
                     </w:p>
                     <w:p>
                       <w:r>
-                        <w:t xml:space="preserve">User u = new </w:t>
-                      </w:r>
-                      <w:proofErr w:type="gramStart"/>
-                      <w:r>
-                        <w:t>User(</w:t>
-                      </w:r>
-                      <w:proofErr w:type="gramEnd"/>
-                      <w:r>
-                        <w:t>); // ordinary user</w:t>
+                        <w:t>User u = new User(); // ordinary user</w:t>
                       </w:r>
                     </w:p>
                     <w:p>
                       <w:r>
-                        <w:t xml:space="preserve">Compiler cannot guarantee that u is actually an </w:t>
-                      </w:r>
-                      <w:proofErr w:type="spellStart"/>
-                      <w:r>
-                        <w:t>AdminUser</w:t>
-                      </w:r>
-                      <w:proofErr w:type="spellEnd"/>
-                      <w:r>
-                        <w:t>.</w:t>
+                        <w:t>Compiler cannot guarantee that u is actually an AdminUser.</w:t>
                       </w:r>
                     </w:p>
                     <w:p/>
@@ -16716,23 +15396,7 @@
                                 <w:b/>
                                 <w:bCs/>
                               </w:rPr>
-                              <w:t xml:space="preserve">5. Wrong </w:t>
-                            </w:r>
-                            <w:proofErr w:type="spellStart"/>
-                            <w:r>
-                              <w:rPr>
-                                <w:b/>
-                                <w:bCs/>
-                              </w:rPr>
-                              <w:t>Downcasting</w:t>
-                            </w:r>
-                            <w:proofErr w:type="spellEnd"/>
-                            <w:r>
-                              <w:rPr>
-                                <w:b/>
-                                <w:bCs/>
-                              </w:rPr>
-                              <w:t xml:space="preserve"> (</w:t>
+                              <w:t>5. Wrong Downcasting (</w:t>
                             </w:r>
                             <w:r>
                               <w:rPr>
@@ -16757,15 +15421,7 @@
                           </w:p>
                           <w:p>
                             <w:r>
-                              <w:t xml:space="preserve">User u = new </w:t>
-                            </w:r>
-                            <w:proofErr w:type="gramStart"/>
-                            <w:r>
-                              <w:t>User(</w:t>
-                            </w:r>
-                            <w:proofErr w:type="gramEnd"/>
-                            <w:r>
-                              <w:t>);</w:t>
+                              <w:t>User u = new User();</w:t>
                             </w:r>
                           </w:p>
                           <w:p>
@@ -16774,50 +15430,13 @@
                             </w:r>
                           </w:p>
                           <w:p>
-                            <w:proofErr w:type="spellStart"/>
-                            <w:r>
-                              <w:t>AdminUser</w:t>
-                            </w:r>
-                            <w:proofErr w:type="spellEnd"/>
-                            <w:r>
-                              <w:t xml:space="preserve"> a = (</w:t>
-                            </w:r>
-                            <w:proofErr w:type="spellStart"/>
-                            <w:r>
-                              <w:t>AdminUser</w:t>
-                            </w:r>
-                            <w:proofErr w:type="spellEnd"/>
-                            <w:r>
-                              <w:t>) u;</w:t>
+                            <w:r>
+                              <w:t>AdminUser a = (AdminUser) u;</w:t>
                             </w:r>
                           </w:p>
                           <w:p>
                             <w:r>
-                              <w:t xml:space="preserve">Compile </w:t>
-                            </w:r>
-                            <w:proofErr w:type="spellStart"/>
-                            <w:r>
-                              <w:t>ho</w:t>
-                            </w:r>
-                            <w:proofErr w:type="spellEnd"/>
-                            <w:r>
-                              <w:t xml:space="preserve"> </w:t>
-                            </w:r>
-                            <w:proofErr w:type="spellStart"/>
-                            <w:r>
-                              <w:t>jayega</w:t>
-                            </w:r>
-                            <w:proofErr w:type="spellEnd"/>
-                            <w:r>
-                              <w:t xml:space="preserve">, </w:t>
-                            </w:r>
-                            <w:proofErr w:type="spellStart"/>
-                            <w:r>
-                              <w:t>lekin</w:t>
-                            </w:r>
-                            <w:proofErr w:type="spellEnd"/>
-                            <w:r>
-                              <w:t xml:space="preserve"> runtime pe crash:</w:t>
+                              <w:t>Compile ho jayega, lekin runtime pe crash:</w:t>
                             </w:r>
                           </w:p>
                           <w:p>
@@ -16850,15 +15469,7 @@
                           </w:p>
                           <w:p>
                             <w:r>
-                              <w:t xml:space="preserve">| User </w:t>
-                            </w:r>
-                            <w:proofErr w:type="spellStart"/>
-                            <w:r>
-                              <w:t>Obj</w:t>
-                            </w:r>
-                            <w:proofErr w:type="spellEnd"/>
-                            <w:r>
-                              <w:t xml:space="preserve"> |</w:t>
+                              <w:t>| User Obj |</w:t>
                             </w:r>
                           </w:p>
                           <w:p>
@@ -16873,15 +15484,7 @@
                           </w:p>
                           <w:p>
                             <w:r>
-                              <w:t>(</w:t>
-                            </w:r>
-                            <w:proofErr w:type="spellStart"/>
-                            <w:r>
-                              <w:t>AdminUser</w:t>
-                            </w:r>
-                            <w:proofErr w:type="spellEnd"/>
-                            <w:r>
-                              <w:t>) u</w:t>
+                              <w:t>(AdminUser) u</w:t>
                             </w:r>
                           </w:p>
                           <w:p>
@@ -16908,16 +15511,9 @@
                             </w:r>
                           </w:p>
                           <w:p>
-                            <w:proofErr w:type="spellStart"/>
-                            <w:proofErr w:type="gramStart"/>
-                            <w:r>
-                              <w:t>java.lang</w:t>
-                            </w:r>
-                            <w:proofErr w:type="gramEnd"/>
-                            <w:r>
-                              <w:t>.ClassCastException</w:t>
-                            </w:r>
-                            <w:proofErr w:type="spellEnd"/>
+                            <w:r>
+                              <w:t>java.lang.ClassCastException</w:t>
+                            </w:r>
                           </w:p>
                           <w:p>
                             <w:r>
@@ -16926,31 +15522,7 @@
                           </w:p>
                           <w:p>
                             <w:r>
-                              <w:t xml:space="preserve">Actual object User ka </w:t>
-                            </w:r>
-                            <w:proofErr w:type="spellStart"/>
-                            <w:r>
-                              <w:t>hai</w:t>
-                            </w:r>
-                            <w:proofErr w:type="spellEnd"/>
-                            <w:r>
-                              <w:t xml:space="preserve">, </w:t>
-                            </w:r>
-                            <w:proofErr w:type="spellStart"/>
-                            <w:r>
-                              <w:t>AdminUser</w:t>
-                            </w:r>
-                            <w:proofErr w:type="spellEnd"/>
-                            <w:r>
-                              <w:t xml:space="preserve"> ka </w:t>
-                            </w:r>
-                            <w:proofErr w:type="spellStart"/>
-                            <w:r>
-                              <w:t>nahi</w:t>
-                            </w:r>
-                            <w:proofErr w:type="spellEnd"/>
-                            <w:r>
-                              <w:t>.</w:t>
+                              <w:t>Actual object User ka hai, AdminUser ka nahi.</w:t>
                             </w:r>
                           </w:p>
                           <w:p/>
@@ -16988,23 +15560,7 @@
                           <w:b/>
                           <w:bCs/>
                         </w:rPr>
-                        <w:t xml:space="preserve">5. Wrong </w:t>
-                      </w:r>
-                      <w:proofErr w:type="spellStart"/>
-                      <w:r>
-                        <w:rPr>
-                          <w:b/>
-                          <w:bCs/>
-                        </w:rPr>
-                        <w:t>Downcasting</w:t>
-                      </w:r>
-                      <w:proofErr w:type="spellEnd"/>
-                      <w:r>
-                        <w:rPr>
-                          <w:b/>
-                          <w:bCs/>
-                        </w:rPr>
-                        <w:t xml:space="preserve"> (</w:t>
+                        <w:t>5. Wrong Downcasting (</w:t>
                       </w:r>
                       <w:r>
                         <w:rPr>
@@ -17029,15 +15585,7 @@
                     </w:p>
                     <w:p>
                       <w:r>
-                        <w:t xml:space="preserve">User u = new </w:t>
-                      </w:r>
-                      <w:proofErr w:type="gramStart"/>
-                      <w:r>
-                        <w:t>User(</w:t>
-                      </w:r>
-                      <w:proofErr w:type="gramEnd"/>
-                      <w:r>
-                        <w:t>);</w:t>
+                        <w:t>User u = new User();</w:t>
                       </w:r>
                     </w:p>
                     <w:p>
@@ -17046,50 +15594,13 @@
                       </w:r>
                     </w:p>
                     <w:p>
-                      <w:proofErr w:type="spellStart"/>
-                      <w:r>
-                        <w:t>AdminUser</w:t>
-                      </w:r>
-                      <w:proofErr w:type="spellEnd"/>
-                      <w:r>
-                        <w:t xml:space="preserve"> a = (</w:t>
-                      </w:r>
-                      <w:proofErr w:type="spellStart"/>
-                      <w:r>
-                        <w:t>AdminUser</w:t>
-                      </w:r>
-                      <w:proofErr w:type="spellEnd"/>
-                      <w:r>
-                        <w:t>) u;</w:t>
+                      <w:r>
+                        <w:t>AdminUser a = (AdminUser) u;</w:t>
                       </w:r>
                     </w:p>
                     <w:p>
                       <w:r>
-                        <w:t xml:space="preserve">Compile </w:t>
-                      </w:r>
-                      <w:proofErr w:type="spellStart"/>
-                      <w:r>
-                        <w:t>ho</w:t>
-                      </w:r>
-                      <w:proofErr w:type="spellEnd"/>
-                      <w:r>
-                        <w:t xml:space="preserve"> </w:t>
-                      </w:r>
-                      <w:proofErr w:type="spellStart"/>
-                      <w:r>
-                        <w:t>jayega</w:t>
-                      </w:r>
-                      <w:proofErr w:type="spellEnd"/>
-                      <w:r>
-                        <w:t xml:space="preserve">, </w:t>
-                      </w:r>
-                      <w:proofErr w:type="spellStart"/>
-                      <w:r>
-                        <w:t>lekin</w:t>
-                      </w:r>
-                      <w:proofErr w:type="spellEnd"/>
-                      <w:r>
-                        <w:t xml:space="preserve"> runtime pe crash:</w:t>
+                        <w:t>Compile ho jayega, lekin runtime pe crash:</w:t>
                       </w:r>
                     </w:p>
                     <w:p>
@@ -17122,15 +15633,7 @@
                     </w:p>
                     <w:p>
                       <w:r>
-                        <w:t xml:space="preserve">| User </w:t>
-                      </w:r>
-                      <w:proofErr w:type="spellStart"/>
-                      <w:r>
-                        <w:t>Obj</w:t>
-                      </w:r>
-                      <w:proofErr w:type="spellEnd"/>
-                      <w:r>
-                        <w:t xml:space="preserve"> |</w:t>
+                        <w:t>| User Obj |</w:t>
                       </w:r>
                     </w:p>
                     <w:p>
@@ -17145,15 +15648,7 @@
                     </w:p>
                     <w:p>
                       <w:r>
-                        <w:t>(</w:t>
-                      </w:r>
-                      <w:proofErr w:type="spellStart"/>
-                      <w:r>
-                        <w:t>AdminUser</w:t>
-                      </w:r>
-                      <w:proofErr w:type="spellEnd"/>
-                      <w:r>
-                        <w:t>) u</w:t>
+                        <w:t>(AdminUser) u</w:t>
                       </w:r>
                     </w:p>
                     <w:p>
@@ -17180,16 +15675,9 @@
                       </w:r>
                     </w:p>
                     <w:p>
-                      <w:proofErr w:type="spellStart"/>
-                      <w:proofErr w:type="gramStart"/>
-                      <w:r>
-                        <w:t>java.lang</w:t>
-                      </w:r>
-                      <w:proofErr w:type="gramEnd"/>
-                      <w:r>
-                        <w:t>.ClassCastException</w:t>
-                      </w:r>
-                      <w:proofErr w:type="spellEnd"/>
+                      <w:r>
+                        <w:t>java.lang.ClassCastException</w:t>
+                      </w:r>
                     </w:p>
                     <w:p>
                       <w:r>
@@ -17198,31 +15686,7 @@
                     </w:p>
                     <w:p>
                       <w:r>
-                        <w:t xml:space="preserve">Actual object User ka </w:t>
-                      </w:r>
-                      <w:proofErr w:type="spellStart"/>
-                      <w:r>
-                        <w:t>hai</w:t>
-                      </w:r>
-                      <w:proofErr w:type="spellEnd"/>
-                      <w:r>
-                        <w:t xml:space="preserve">, </w:t>
-                      </w:r>
-                      <w:proofErr w:type="spellStart"/>
-                      <w:r>
-                        <w:t>AdminUser</w:t>
-                      </w:r>
-                      <w:proofErr w:type="spellEnd"/>
-                      <w:r>
-                        <w:t xml:space="preserve"> ka </w:t>
-                      </w:r>
-                      <w:proofErr w:type="spellStart"/>
-                      <w:r>
-                        <w:t>nahi</w:t>
-                      </w:r>
-                      <w:proofErr w:type="spellEnd"/>
-                      <w:r>
-                        <w:t>.</w:t>
+                        <w:t>Actual object User ka hai, AdminUser ka nahi.</w:t>
                       </w:r>
                     </w:p>
                     <w:p/>
@@ -17837,56 +16301,19 @@
           </w:tcPr>
           <w:p>
             <w:r>
-              <w:t xml:space="preserve">Multiple interfaces implement </w:t>
-            </w:r>
-            <w:proofErr w:type="spellStart"/>
-            <w:r>
-              <w:t>kar</w:t>
-            </w:r>
-            <w:proofErr w:type="spellEnd"/>
-            <w:r>
-              <w:t xml:space="preserve"> </w:t>
-            </w:r>
-            <w:proofErr w:type="spellStart"/>
-            <w:r>
-              <w:t>sakte</w:t>
-            </w:r>
-            <w:proofErr w:type="spellEnd"/>
-            <w:r>
-              <w:t xml:space="preserve"> hain</w:t>
-            </w:r>
-          </w:p>
-        </w:tc>
-        <w:tc>
-          <w:tcPr>
-            <w:tcW w:w="0" w:type="auto"/>
-            <w:vAlign w:val="center"/>
-            <w:hideMark/>
-          </w:tcPr>
-          <w:p>
-            <w:proofErr w:type="spellStart"/>
-            <w:r>
-              <w:t>Sirf</w:t>
-            </w:r>
-            <w:proofErr w:type="spellEnd"/>
-            <w:r>
-              <w:t xml:space="preserve"> ek class extend </w:t>
-            </w:r>
-            <w:proofErr w:type="spellStart"/>
-            <w:r>
-              <w:t>kar</w:t>
-            </w:r>
-            <w:proofErr w:type="spellEnd"/>
-            <w:r>
-              <w:t xml:space="preserve"> </w:t>
-            </w:r>
-            <w:proofErr w:type="spellStart"/>
-            <w:r>
-              <w:t>sakte</w:t>
-            </w:r>
-            <w:proofErr w:type="spellEnd"/>
-            <w:r>
-              <w:t xml:space="preserve"> hain</w:t>
+              <w:t>Multiple interfaces implement kar sakte hain</w:t>
+            </w:r>
+          </w:p>
+        </w:tc>
+        <w:tc>
+          <w:tcPr>
+            <w:tcW w:w="0" w:type="auto"/>
+            <w:vAlign w:val="center"/>
+            <w:hideMark/>
+          </w:tcPr>
+          <w:p>
+            <w:r>
+              <w:t>Sirf ek class extend kar sakte hain</w:t>
             </w:r>
           </w:p>
         </w:tc>
@@ -17935,6 +16362,138 @@
       </w:tr>
     </w:tbl>
     <w:p/>
+    <w:p>
+      <w:pPr>
+        <w:rPr>
+          <w:b/>
+          <w:bCs/>
+          <w:color w:val="833C0B" w:themeColor="accent2" w:themeShade="80"/>
+          <w:u w:val="single"/>
+        </w:rPr>
+      </w:pPr>
+      <w:r>
+        <w:rPr>
+          <w:b/>
+          <w:bCs/>
+          <w:color w:val="833C0B" w:themeColor="accent2" w:themeShade="80"/>
+          <w:u w:val="single"/>
+        </w:rPr>
+        <w:t>Abstraction &amp; Polymorphism</w:t>
+      </w:r>
+      <w:r>
+        <w:rPr>
+          <w:b/>
+          <w:bCs/>
+          <w:color w:val="833C0B" w:themeColor="accent2" w:themeShade="80"/>
+          <w:u w:val="single"/>
+        </w:rPr>
+        <w:t xml:space="preserve"> </w:t>
+      </w:r>
+      <w:r>
+        <w:rPr>
+          <w:b/>
+          <w:bCs/>
+          <w:color w:val="833C0B" w:themeColor="accent2" w:themeShade="80"/>
+          <w:u w:val="single"/>
+        </w:rPr>
+        <w:sym w:font="Wingdings" w:char="F0E0"/>
+      </w:r>
+    </w:p>
+    <w:p/>
+    <w:p>
+      <w:pPr>
+        <w:rPr>
+          <w:b/>
+          <w:bCs/>
+        </w:rPr>
+      </w:pPr>
+      <w:r>
+        <w:rPr>
+          <w:b/>
+          <w:bCs/>
+        </w:rPr>
+        <w:t>Abstraction</w:t>
+      </w:r>
+      <w:r>
+        <w:rPr>
+          <w:b/>
+          <w:bCs/>
+        </w:rPr>
+        <w:sym w:font="Wingdings" w:char="F0E0"/>
+      </w:r>
+    </w:p>
+    <w:p>
+      <w:pPr>
+        <w:pStyle w:val="ListParagraph"/>
+        <w:numPr>
+          <w:ilvl w:val="0"/>
+          <w:numId w:val="6"/>
+        </w:numPr>
+      </w:pPr>
+      <w:r>
+        <w:t>This process of focusing on what something does, while ignoring how it does that.</w:t>
+      </w:r>
+    </w:p>
+    <w:p>
+      <w:pPr>
+        <w:pStyle w:val="ListParagraph"/>
+        <w:numPr>
+          <w:ilvl w:val="0"/>
+          <w:numId w:val="6"/>
+        </w:numPr>
+      </w:pPr>
+      <w:r>
+        <w:t>Represent whatever necessary.</w:t>
+      </w:r>
+    </w:p>
+    <w:p>
+      <w:pPr>
+        <w:pStyle w:val="ListParagraph"/>
+        <w:numPr>
+          <w:ilvl w:val="0"/>
+          <w:numId w:val="6"/>
+        </w:numPr>
+      </w:pPr>
+      <w:r>
+        <w:t xml:space="preserve">Even what we </w:t>
+      </w:r>
+      <w:r>
+        <w:t>model,</w:t>
+      </w:r>
+      <w:r>
+        <w:t xml:space="preserve"> we don’t want everyone to know how everything works, but they can still use it.</w:t>
+      </w:r>
+    </w:p>
+    <w:p>
+      <w:pPr>
+        <w:pStyle w:val="ListParagraph"/>
+        <w:numPr>
+          <w:ilvl w:val="0"/>
+          <w:numId w:val="7"/>
+        </w:numPr>
+      </w:pPr>
+      <w:r>
+        <w:t>Low level Abstraction (Hiding Implementation Details)</w:t>
+      </w:r>
+    </w:p>
+    <w:p>
+      <w:pPr>
+        <w:pStyle w:val="ListParagraph"/>
+        <w:numPr>
+          <w:ilvl w:val="0"/>
+          <w:numId w:val="7"/>
+        </w:numPr>
+      </w:pPr>
+      <w:r>
+        <w:t>High</w:t>
+      </w:r>
+      <w:r>
+        <w:t xml:space="preserve"> level Abstraction</w:t>
+      </w:r>
+      <w:r>
+        <w:t xml:space="preserve"> (Separate WHAT from HOW )</w:t>
+      </w:r>
+    </w:p>
     <w:sectPr>
       <w:pgSz w:w="11906" w:h="16838"/>
       <w:pgMar w:top="720" w:right="720" w:bottom="720" w:left="720" w:header="708" w:footer="708" w:gutter="0"/>
@@ -18295,6 +16854,95 @@
     </w:lvl>
   </w:abstractNum>
   <w:abstractNum w:abstractNumId="3" w15:restartNumberingAfterBreak="0">
+    <w:nsid w:val="340E4847"/>
+    <w:multiLevelType w:val="hybridMultilevel"/>
+    <w:tmpl w:val="5CF0EB44"/>
+    <w:lvl w:ilvl="0" w:tplc="4009000F">
+      <w:start w:val="1"/>
+      <w:numFmt w:val="decimal"/>
+      <w:lvlText w:val="%1."/>
+      <w:lvlJc w:val="left"/>
+      <w:pPr>
+        <w:ind w:left="720" w:hanging="360"/>
+      </w:pPr>
+      <w:rPr>
+        <w:rFonts w:hint="default"/>
+      </w:rPr>
+    </w:lvl>
+    <w:lvl w:ilvl="1" w:tplc="40090019" w:tentative="1">
+      <w:start w:val="1"/>
+      <w:numFmt w:val="lowerLetter"/>
+      <w:lvlText w:val="%2."/>
+      <w:lvlJc w:val="left"/>
+      <w:pPr>
+        <w:ind w:left="1440" w:hanging="360"/>
+      </w:pPr>
+    </w:lvl>
+    <w:lvl w:ilvl="2" w:tplc="4009001B" w:tentative="1">
+      <w:start w:val="1"/>
+      <w:numFmt w:val="lowerRoman"/>
+      <w:lvlText w:val="%3."/>
+      <w:lvlJc w:val="right"/>
+      <w:pPr>
+        <w:ind w:left="2160" w:hanging="180"/>
+      </w:pPr>
+    </w:lvl>
+    <w:lvl w:ilvl="3" w:tplc="4009000F" w:tentative="1">
+      <w:start w:val="1"/>
+      <w:numFmt w:val="decimal"/>
+      <w:lvlText w:val="%4."/>
+      <w:lvlJc w:val="left"/>
+      <w:pPr>
+        <w:ind w:left="2880" w:hanging="360"/>
+      </w:pPr>
+    </w:lvl>
+    <w:lvl w:ilvl="4" w:tplc="40090019" w:tentative="1">
+      <w:start w:val="1"/>
+      <w:numFmt w:val="lowerLetter"/>
+      <w:lvlText w:val="%5."/>
+      <w:lvlJc w:val="left"/>
+      <w:pPr>
+        <w:ind w:left="3600" w:hanging="360"/>
+      </w:pPr>
+    </w:lvl>
+    <w:lvl w:ilvl="5" w:tplc="4009001B" w:tentative="1">
+      <w:start w:val="1"/>
+      <w:numFmt w:val="lowerRoman"/>
+      <w:lvlText w:val="%6."/>
+      <w:lvlJc w:val="right"/>
+      <w:pPr>
+        <w:ind w:left="4320" w:hanging="180"/>
+      </w:pPr>
+    </w:lvl>
+    <w:lvl w:ilvl="6" w:tplc="4009000F" w:tentative="1">
+      <w:start w:val="1"/>
+      <w:numFmt w:val="decimal"/>
+      <w:lvlText w:val="%7."/>
+      <w:lvlJc w:val="left"/>
+      <w:pPr>
+        <w:ind w:left="5040" w:hanging="360"/>
+      </w:pPr>
+    </w:lvl>
+    <w:lvl w:ilvl="7" w:tplc="40090019" w:tentative="1">
+      <w:start w:val="1"/>
+      <w:numFmt w:val="lowerLetter"/>
+      <w:lvlText w:val="%8."/>
+      <w:lvlJc w:val="left"/>
+      <w:pPr>
+        <w:ind w:left="5760" w:hanging="360"/>
+      </w:pPr>
+    </w:lvl>
+    <w:lvl w:ilvl="8" w:tplc="4009001B" w:tentative="1">
+      <w:start w:val="1"/>
+      <w:numFmt w:val="lowerRoman"/>
+      <w:lvlText w:val="%9."/>
+      <w:lvlJc w:val="right"/>
+      <w:pPr>
+        <w:ind w:left="6480" w:hanging="180"/>
+      </w:pPr>
+    </w:lvl>
+  </w:abstractNum>
+  <w:abstractNum w:abstractNumId="4" w15:restartNumberingAfterBreak="0">
     <w:nsid w:val="37266C89"/>
     <w:multiLevelType w:val="hybridMultilevel"/>
     <w:tmpl w:val="3EEA2638"/>
@@ -18407,7 +17055,7 @@
       </w:rPr>
     </w:lvl>
   </w:abstractNum>
-  <w:abstractNum w:abstractNumId="4" w15:restartNumberingAfterBreak="0">
+  <w:abstractNum w:abstractNumId="5" w15:restartNumberingAfterBreak="0">
     <w:nsid w:val="38F66554"/>
     <w:multiLevelType w:val="hybridMultilevel"/>
     <w:tmpl w:val="F926E862"/>
@@ -18496,7 +17144,7 @@
       </w:pPr>
     </w:lvl>
   </w:abstractNum>
-  <w:abstractNum w:abstractNumId="5" w15:restartNumberingAfterBreak="0">
+  <w:abstractNum w:abstractNumId="6" w15:restartNumberingAfterBreak="0">
     <w:nsid w:val="65605876"/>
     <w:multiLevelType w:val="hybridMultilevel"/>
     <w:tmpl w:val="F73C62A2"/>
@@ -18610,13 +17258,13 @@
     </w:lvl>
   </w:abstractNum>
   <w:num w:numId="1" w16cid:durableId="1992522604">
-    <w:abstractNumId w:val="5"/>
+    <w:abstractNumId w:val="6"/>
   </w:num>
   <w:num w:numId="2" w16cid:durableId="877200827">
     <w:abstractNumId w:val="1"/>
   </w:num>
   <w:num w:numId="3" w16cid:durableId="293872381">
-    <w:abstractNumId w:val="4"/>
+    <w:abstractNumId w:val="5"/>
   </w:num>
   <w:num w:numId="4" w16cid:durableId="1053231356">
     <w:abstractNumId w:val="0"/>
@@ -18625,6 +17273,9 @@
     <w:abstractNumId w:val="2"/>
   </w:num>
   <w:num w:numId="6" w16cid:durableId="1541279319">
+    <w:abstractNumId w:val="4"/>
+  </w:num>
+  <w:num w:numId="7" w16cid:durableId="698553582">
     <w:abstractNumId w:val="3"/>
   </w:num>
 </w:numbering>
